--- a/docs/templates/Phaeno-White-Paper-Template.docx
+++ b/docs/templates/Phaeno-White-Paper-Template.docx
@@ -11,7 +11,7 @@
           <w:noProof/>
         </w:rPr>
         <w:drawing>
-          <wp:inline distT="0" distB="0" distL="0" distR="0" wp14:anchorId="79697961" wp14:editId="5E6285A2">
+          <wp:inline distT="0" distB="0" distL="0" distR="0" wp14:anchorId="175585B3" wp14:editId="46F6EAC3">
             <wp:extent cx="5943600" cy="3097173"/>
             <wp:effectExtent l="0" t="0" r="0" b="0"/>
             <wp:docPr id="1" name="Picture 1" descr="Phaeno wordmark over an abstract molecular image"/>
@@ -89,10 +89,22 @@
     <w:p>
       <w:pPr>
         <w:pStyle w:val="PhaenoMetadata"/>
-        <w:spacing w:after="0"/>
       </w:pPr>
       <w:r>
         <w:t>[Month Year]   |   Version [x.x]</w:t>
+      </w:r>
+    </w:p>
+    <w:p>
+      <w:pPr>
+        <w:pStyle w:val="PhaenoMetadata"/>
+        <w:spacing w:after="0"/>
+      </w:pPr>
+      <w:r>
+        <w:rPr>
+          <w:color w:val="7F7F7F"/>
+          <w:sz w:val="17"/>
+        </w:rPr>
+        <w:t>[Research use only / intended use statement, if applicable]</w:t>
       </w:r>
     </w:p>
     <w:p>
@@ -159,7 +171,7 @@
         </w:rPr>
         <w:fldChar w:fldCharType="separate"/>
       </w:r>
-      <w:hyperlink w:anchor="_Toc235535224" w:history="1">
+      <w:hyperlink w:anchor="_Toc235535357" w:history="1">
         <w:r>
           <w:rPr>
             <w:rStyle w:val="Hyperlink"/>
@@ -186,7 +198,7 @@
             <w:noProof/>
             <w:webHidden/>
           </w:rPr>
-          <w:instrText xml:space="preserve"> PAGEREF _Toc235535224 \h </w:instrText>
+          <w:instrText xml:space="preserve"> PAGEREF _Toc235535357 \h </w:instrText>
         </w:r>
         <w:r>
           <w:rPr>
@@ -233,7 +245,7 @@
           <w14:ligatures w14:val="standardContextual"/>
         </w:rPr>
       </w:pPr>
-      <w:hyperlink w:anchor="_Toc235535225" w:history="1">
+      <w:hyperlink w:anchor="_Toc235535358" w:history="1">
         <w:r>
           <w:rPr>
             <w:rStyle w:val="Hyperlink"/>
@@ -260,7 +272,7 @@
             <w:noProof/>
             <w:webHidden/>
           </w:rPr>
-          <w:instrText xml:space="preserve"> PAGEREF _Toc235535225 \h </w:instrText>
+          <w:instrText xml:space="preserve"> PAGEREF _Toc235535358 \h </w:instrText>
         </w:r>
         <w:r>
           <w:rPr>
@@ -307,7 +319,7 @@
           <w14:ligatures w14:val="standardContextual"/>
         </w:rPr>
       </w:pPr>
-      <w:hyperlink w:anchor="_Toc235535226" w:history="1">
+      <w:hyperlink w:anchor="_Toc235535359" w:history="1">
         <w:r>
           <w:rPr>
             <w:rStyle w:val="Hyperlink"/>
@@ -334,7 +346,7 @@
             <w:noProof/>
             <w:webHidden/>
           </w:rPr>
-          <w:instrText xml:space="preserve"> PAGEREF _Toc235535226 \h </w:instrText>
+          <w:instrText xml:space="preserve"> PAGEREF _Toc235535359 \h </w:instrText>
         </w:r>
         <w:r>
           <w:rPr>
@@ -381,7 +393,7 @@
           <w14:ligatures w14:val="standardContextual"/>
         </w:rPr>
       </w:pPr>
-      <w:hyperlink w:anchor="_Toc235535227" w:history="1">
+      <w:hyperlink w:anchor="_Toc235535360" w:history="1">
         <w:r>
           <w:rPr>
             <w:rStyle w:val="Hyperlink"/>
@@ -408,7 +420,7 @@
             <w:noProof/>
             <w:webHidden/>
           </w:rPr>
-          <w:instrText xml:space="preserve"> PAGEREF _Toc235535227 \h </w:instrText>
+          <w:instrText xml:space="preserve"> PAGEREF _Toc235535360 \h </w:instrText>
         </w:r>
         <w:r>
           <w:rPr>
@@ -455,7 +467,7 @@
           <w14:ligatures w14:val="standardContextual"/>
         </w:rPr>
       </w:pPr>
-      <w:hyperlink w:anchor="_Toc235535228" w:history="1">
+      <w:hyperlink w:anchor="_Toc235535361" w:history="1">
         <w:r>
           <w:rPr>
             <w:rStyle w:val="Hyperlink"/>
@@ -482,7 +494,7 @@
             <w:noProof/>
             <w:webHidden/>
           </w:rPr>
-          <w:instrText xml:space="preserve"> PAGEREF _Toc235535228 \h </w:instrText>
+          <w:instrText xml:space="preserve"> PAGEREF _Toc235535361 \h </w:instrText>
         </w:r>
         <w:r>
           <w:rPr>
@@ -529,7 +541,7 @@
           <w14:ligatures w14:val="standardContextual"/>
         </w:rPr>
       </w:pPr>
-      <w:hyperlink w:anchor="_Toc235535229" w:history="1">
+      <w:hyperlink w:anchor="_Toc235535362" w:history="1">
         <w:r>
           <w:rPr>
             <w:rStyle w:val="Hyperlink"/>
@@ -556,7 +568,7 @@
             <w:noProof/>
             <w:webHidden/>
           </w:rPr>
-          <w:instrText xml:space="preserve"> PAGEREF _Toc235535229 \h </w:instrText>
+          <w:instrText xml:space="preserve"> PAGEREF _Toc235535362 \h </w:instrText>
         </w:r>
         <w:r>
           <w:rPr>
@@ -603,7 +615,7 @@
           <w14:ligatures w14:val="standardContextual"/>
         </w:rPr>
       </w:pPr>
-      <w:hyperlink w:anchor="_Toc235535230" w:history="1">
+      <w:hyperlink w:anchor="_Toc235535363" w:history="1">
         <w:r>
           <w:rPr>
             <w:rStyle w:val="Hyperlink"/>
@@ -630,7 +642,7 @@
             <w:noProof/>
             <w:webHidden/>
           </w:rPr>
-          <w:instrText xml:space="preserve"> PAGEREF _Toc235535230 \h </w:instrText>
+          <w:instrText xml:space="preserve"> PAGEREF _Toc235535363 \h </w:instrText>
         </w:r>
         <w:r>
           <w:rPr>
@@ -677,7 +689,7 @@
           <w14:ligatures w14:val="standardContextual"/>
         </w:rPr>
       </w:pPr>
-      <w:hyperlink w:anchor="_Toc235535231" w:history="1">
+      <w:hyperlink w:anchor="_Toc235535364" w:history="1">
         <w:r>
           <w:rPr>
             <w:rStyle w:val="Hyperlink"/>
@@ -704,7 +716,7 @@
             <w:noProof/>
             <w:webHidden/>
           </w:rPr>
-          <w:instrText xml:space="preserve"> PAGEREF _Toc235535231 \h </w:instrText>
+          <w:instrText xml:space="preserve"> PAGEREF _Toc235535364 \h </w:instrText>
         </w:r>
         <w:r>
           <w:rPr>
@@ -751,7 +763,7 @@
           <w14:ligatures w14:val="standardContextual"/>
         </w:rPr>
       </w:pPr>
-      <w:hyperlink w:anchor="_Toc235535232" w:history="1">
+      <w:hyperlink w:anchor="_Toc235535365" w:history="1">
         <w:r>
           <w:rPr>
             <w:rStyle w:val="Hyperlink"/>
@@ -778,7 +790,7 @@
             <w:noProof/>
             <w:webHidden/>
           </w:rPr>
-          <w:instrText xml:space="preserve"> PAGEREF _Toc235535232 \h </w:instrText>
+          <w:instrText xml:space="preserve"> PAGEREF _Toc235535365 \h </w:instrText>
         </w:r>
         <w:r>
           <w:rPr>
@@ -825,7 +837,7 @@
           <w14:ligatures w14:val="standardContextual"/>
         </w:rPr>
       </w:pPr>
-      <w:hyperlink w:anchor="_Toc235535233" w:history="1">
+      <w:hyperlink w:anchor="_Toc235535366" w:history="1">
         <w:r>
           <w:rPr>
             <w:rStyle w:val="Hyperlink"/>
@@ -852,7 +864,7 @@
             <w:noProof/>
             <w:webHidden/>
           </w:rPr>
-          <w:instrText xml:space="preserve"> PAGEREF _Toc235535233 \h </w:instrText>
+          <w:instrText xml:space="preserve"> PAGEREF _Toc235535366 \h </w:instrText>
         </w:r>
         <w:r>
           <w:rPr>
@@ -899,7 +911,7 @@
           <w14:ligatures w14:val="standardContextual"/>
         </w:rPr>
       </w:pPr>
-      <w:hyperlink w:anchor="_Toc235535234" w:history="1">
+      <w:hyperlink w:anchor="_Toc235535367" w:history="1">
         <w:r>
           <w:rPr>
             <w:rStyle w:val="Hyperlink"/>
@@ -926,7 +938,7 @@
             <w:noProof/>
             <w:webHidden/>
           </w:rPr>
-          <w:instrText xml:space="preserve"> PAGEREF _Toc235535234 \h </w:instrText>
+          <w:instrText xml:space="preserve"> PAGEREF _Toc235535367 \h </w:instrText>
         </w:r>
         <w:r>
           <w:rPr>
@@ -973,7 +985,7 @@
           <w14:ligatures w14:val="standardContextual"/>
         </w:rPr>
       </w:pPr>
-      <w:hyperlink w:anchor="_Toc235535235" w:history="1">
+      <w:hyperlink w:anchor="_Toc235535368" w:history="1">
         <w:r>
           <w:rPr>
             <w:rStyle w:val="Hyperlink"/>
@@ -1000,7 +1012,7 @@
             <w:noProof/>
             <w:webHidden/>
           </w:rPr>
-          <w:instrText xml:space="preserve"> PAGEREF _Toc235535235 \h </w:instrText>
+          <w:instrText xml:space="preserve"> PAGEREF _Toc235535368 \h </w:instrText>
         </w:r>
         <w:r>
           <w:rPr>
@@ -1047,7 +1059,7 @@
           <w14:ligatures w14:val="standardContextual"/>
         </w:rPr>
       </w:pPr>
-      <w:hyperlink w:anchor="_Toc235535236" w:history="1">
+      <w:hyperlink w:anchor="_Toc235535369" w:history="1">
         <w:r>
           <w:rPr>
             <w:rStyle w:val="Hyperlink"/>
@@ -1074,7 +1086,7 @@
             <w:noProof/>
             <w:webHidden/>
           </w:rPr>
-          <w:instrText xml:space="preserve"> PAGEREF _Toc235535236 \h </w:instrText>
+          <w:instrText xml:space="preserve"> PAGEREF _Toc235535369 \h </w:instrText>
         </w:r>
         <w:r>
           <w:rPr>
@@ -1121,7 +1133,7 @@
           <w14:ligatures w14:val="standardContextual"/>
         </w:rPr>
       </w:pPr>
-      <w:hyperlink w:anchor="_Toc235535237" w:history="1">
+      <w:hyperlink w:anchor="_Toc235535370" w:history="1">
         <w:r>
           <w:rPr>
             <w:rStyle w:val="Hyperlink"/>
@@ -1148,7 +1160,7 @@
             <w:noProof/>
             <w:webHidden/>
           </w:rPr>
-          <w:instrText xml:space="preserve"> PAGEREF _Toc235535237 \h </w:instrText>
+          <w:instrText xml:space="preserve"> PAGEREF _Toc235535370 \h </w:instrText>
         </w:r>
         <w:r>
           <w:rPr>
@@ -1195,7 +1207,7 @@
           <w14:ligatures w14:val="standardContextual"/>
         </w:rPr>
       </w:pPr>
-      <w:hyperlink w:anchor="_Toc235535238" w:history="1">
+      <w:hyperlink w:anchor="_Toc235535371" w:history="1">
         <w:r>
           <w:rPr>
             <w:rStyle w:val="Hyperlink"/>
@@ -1222,7 +1234,7 @@
             <w:noProof/>
             <w:webHidden/>
           </w:rPr>
-          <w:instrText xml:space="preserve"> PAGEREF _Toc235535238 \h </w:instrText>
+          <w:instrText xml:space="preserve"> PAGEREF _Toc235535371 \h </w:instrText>
         </w:r>
         <w:r>
           <w:rPr>
@@ -1269,7 +1281,7 @@
           <w14:ligatures w14:val="standardContextual"/>
         </w:rPr>
       </w:pPr>
-      <w:hyperlink w:anchor="_Toc235535239" w:history="1">
+      <w:hyperlink w:anchor="_Toc235535372" w:history="1">
         <w:r>
           <w:rPr>
             <w:rStyle w:val="Hyperlink"/>
@@ -1296,7 +1308,7 @@
             <w:noProof/>
             <w:webHidden/>
           </w:rPr>
-          <w:instrText xml:space="preserve"> PAGEREF _Toc235535239 \h </w:instrText>
+          <w:instrText xml:space="preserve"> PAGEREF _Toc235535372 \h </w:instrText>
         </w:r>
         <w:r>
           <w:rPr>
@@ -1343,7 +1355,7 @@
           <w14:ligatures w14:val="standardContextual"/>
         </w:rPr>
       </w:pPr>
-      <w:hyperlink w:anchor="_Toc235535240" w:history="1">
+      <w:hyperlink w:anchor="_Toc235535373" w:history="1">
         <w:r>
           <w:rPr>
             <w:rStyle w:val="Hyperlink"/>
@@ -1370,7 +1382,7 @@
             <w:noProof/>
             <w:webHidden/>
           </w:rPr>
-          <w:instrText xml:space="preserve"> PAGEREF _Toc235535240 \h </w:instrText>
+          <w:instrText xml:space="preserve"> PAGEREF _Toc235535373 \h </w:instrText>
         </w:r>
         <w:r>
           <w:rPr>
@@ -1417,7 +1429,7 @@
           <w14:ligatures w14:val="standardContextual"/>
         </w:rPr>
       </w:pPr>
-      <w:hyperlink w:anchor="_Toc235535241" w:history="1">
+      <w:hyperlink w:anchor="_Toc235535374" w:history="1">
         <w:r>
           <w:rPr>
             <w:rStyle w:val="Hyperlink"/>
@@ -1444,7 +1456,7 @@
             <w:noProof/>
             <w:webHidden/>
           </w:rPr>
-          <w:instrText xml:space="preserve"> PAGEREF _Toc235535241 \h </w:instrText>
+          <w:instrText xml:space="preserve"> PAGEREF _Toc235535374 \h </w:instrText>
         </w:r>
         <w:r>
           <w:rPr>
@@ -1500,7 +1512,7 @@
       <w:pPr>
         <w:pStyle w:val="Heading1"/>
       </w:pPr>
-      <w:bookmarkStart w:id="0" w:name="_Toc235535224"/>
+      <w:bookmarkStart w:id="0" w:name="_Toc235535357"/>
       <w:r>
         <w:t>Executive summary</w:t>
       </w:r>
@@ -1537,7 +1549,7 @@
       <w:pPr>
         <w:pStyle w:val="Heading2"/>
       </w:pPr>
-      <w:bookmarkStart w:id="1" w:name="_Toc235535225"/>
+      <w:bookmarkStart w:id="1" w:name="_Toc235535358"/>
       <w:r>
         <w:t>At a glance</w:t>
       </w:r>
@@ -1705,7 +1717,7 @@
       <w:pPr>
         <w:pStyle w:val="Heading1"/>
       </w:pPr>
-      <w:bookmarkStart w:id="4" w:name="_Toc235535226"/>
+      <w:bookmarkStart w:id="4" w:name="_Toc235535359"/>
       <w:r>
         <w:t>Introduction</w:t>
       </w:r>
@@ -1715,7 +1727,7 @@
       <w:pPr>
         <w:pStyle w:val="Heading2"/>
       </w:pPr>
-      <w:bookmarkStart w:id="5" w:name="_Toc235535227"/>
+      <w:bookmarkStart w:id="5" w:name="_Toc235535360"/>
       <w:r>
         <w:t>Background</w:t>
       </w:r>
@@ -1735,7 +1747,7 @@
       <w:pPr>
         <w:pStyle w:val="Heading2"/>
       </w:pPr>
-      <w:bookmarkStart w:id="6" w:name="_Toc235535228"/>
+      <w:bookmarkStart w:id="6" w:name="_Toc235535361"/>
       <w:r>
         <w:t>Scope and definitions</w:t>
       </w:r>
@@ -1798,7 +1810,7 @@
       <w:pPr>
         <w:pStyle w:val="Heading2"/>
       </w:pPr>
-      <w:bookmarkStart w:id="7" w:name="_Toc235535229"/>
+      <w:bookmarkStart w:id="7" w:name="_Toc235535362"/>
       <w:r>
         <w:t>Approach</w:t>
       </w:r>
@@ -1904,7 +1916,7 @@
       <w:pPr>
         <w:pStyle w:val="Heading1"/>
       </w:pPr>
-      <w:bookmarkStart w:id="10" w:name="_Toc235535230"/>
+      <w:bookmarkStart w:id="10" w:name="_Toc235535363"/>
       <w:r>
         <w:t>Evidence and findings</w:t>
       </w:r>
@@ -1935,7 +1947,7 @@
           <w:noProof/>
         </w:rPr>
         <w:drawing>
-          <wp:inline distT="0" distB="0" distL="0" distR="0" wp14:anchorId="04AD7A63" wp14:editId="0E3CD5F9">
+          <wp:inline distT="0" distB="0" distL="0" distR="0" wp14:anchorId="09990EAB" wp14:editId="4FD47B47">
             <wp:extent cx="5760720" cy="2057400"/>
             <wp:effectExtent l="0" t="0" r="0" b="0"/>
             <wp:docPr id="2" name="Picture 2" descr="Illustrative evidence figure placeholder with a green line and amber data markers"/>
@@ -1993,7 +2005,7 @@
       <w:pPr>
         <w:pStyle w:val="Heading2"/>
       </w:pPr>
-      <w:bookmarkStart w:id="11" w:name="_Toc235535231"/>
+      <w:bookmarkStart w:id="11" w:name="_Toc235535364"/>
       <w:r>
         <w:t>Finding 1: [Conclusion-led heading]</w:t>
       </w:r>
@@ -2008,7 +2020,7 @@
       <w:pPr>
         <w:pStyle w:val="Heading2"/>
       </w:pPr>
-      <w:bookmarkStart w:id="12" w:name="_Toc235535232"/>
+      <w:bookmarkStart w:id="12" w:name="_Toc235535365"/>
       <w:r>
         <w:t>Finding 2: [Conclusion-led heading]</w:t>
       </w:r>
@@ -2069,7 +2081,6 @@
           <w:p>
             <w:pPr>
               <w:spacing w:after="0" w:line="276" w:lineRule="auto"/>
-              <w:jc w:val="left"/>
             </w:pPr>
             <w:r>
               <w:rPr>
@@ -2096,7 +2107,6 @@
           <w:p>
             <w:pPr>
               <w:spacing w:after="0" w:line="276" w:lineRule="auto"/>
-              <w:jc w:val="left"/>
             </w:pPr>
             <w:r>
               <w:rPr>
@@ -2123,7 +2133,6 @@
           <w:p>
             <w:pPr>
               <w:spacing w:after="0" w:line="276" w:lineRule="auto"/>
-              <w:jc w:val="left"/>
             </w:pPr>
             <w:r>
               <w:rPr>
@@ -2151,7 +2160,6 @@
           <w:p>
             <w:pPr>
               <w:spacing w:after="0" w:line="276" w:lineRule="auto"/>
-              <w:jc w:val="left"/>
             </w:pPr>
             <w:r>
               <w:rPr>
@@ -2175,7 +2183,6 @@
           <w:p>
             <w:pPr>
               <w:spacing w:after="0" w:line="276" w:lineRule="auto"/>
-              <w:jc w:val="left"/>
             </w:pPr>
             <w:r>
               <w:rPr>
@@ -2200,7 +2207,6 @@
           <w:p>
             <w:pPr>
               <w:spacing w:after="0" w:line="276" w:lineRule="auto"/>
-              <w:jc w:val="left"/>
             </w:pPr>
             <w:r>
               <w:rPr>
@@ -2226,7 +2232,6 @@
           <w:p>
             <w:pPr>
               <w:spacing w:after="0" w:line="276" w:lineRule="auto"/>
-              <w:jc w:val="left"/>
             </w:pPr>
             <w:r>
               <w:rPr>
@@ -2250,7 +2255,6 @@
           <w:p>
             <w:pPr>
               <w:spacing w:after="0" w:line="276" w:lineRule="auto"/>
-              <w:jc w:val="left"/>
             </w:pPr>
             <w:r>
               <w:rPr>
@@ -2275,7 +2279,6 @@
           <w:p>
             <w:pPr>
               <w:spacing w:after="0" w:line="276" w:lineRule="auto"/>
-              <w:jc w:val="left"/>
             </w:pPr>
             <w:r>
               <w:rPr>
@@ -2310,7 +2313,7 @@
       <w:pPr>
         <w:pStyle w:val="Heading1"/>
       </w:pPr>
-      <w:bookmarkStart w:id="13" w:name="_Toc235535233"/>
+      <w:bookmarkStart w:id="13" w:name="_Toc235535366"/>
       <w:r>
         <w:t>Interpretation and recommendations</w:t>
       </w:r>
@@ -2318,9 +2321,19 @@
     </w:p>
     <w:p>
       <w:pPr>
+        <w:sectPr>
+          <w:pgSz w:w="12240" w:h="15840"/>
+          <w:pgMar w:top="1440" w:right="1440" w:bottom="1440" w:left="1440" w:header="708" w:footer="708" w:gutter="0"/>
+          <w:cols w:space="0"/>
+          <w:docGrid w:linePitch="360"/>
+        </w:sectPr>
+      </w:pPr>
+    </w:p>
+    <w:p>
+      <w:pPr>
         <w:pStyle w:val="Heading2"/>
       </w:pPr>
-      <w:bookmarkStart w:id="14" w:name="_Toc235535234"/>
+      <w:bookmarkStart w:id="14" w:name="_Toc235535367"/>
       <w:r>
         <w:t>What the evidence means</w:t>
       </w:r>
@@ -2362,7 +2375,7 @@
       <w:pPr>
         <w:pStyle w:val="Heading2"/>
       </w:pPr>
-      <w:bookmarkStart w:id="15" w:name="_Toc235535235"/>
+      <w:bookmarkStart w:id="15" w:name="_Toc235535368"/>
       <w:r>
         <w:t>Recommended actions</w:t>
       </w:r>
@@ -2408,7 +2421,7 @@
       <w:pPr>
         <w:pStyle w:val="Heading1"/>
       </w:pPr>
-      <w:bookmarkStart w:id="16" w:name="_Toc235535236"/>
+      <w:bookmarkStart w:id="16" w:name="_Toc235535369"/>
       <w:r>
         <w:t>Conclusion</w:t>
       </w:r>
@@ -2422,6 +2435,7 @@
     <w:p>
       <w:pPr>
         <w:sectPr>
+          <w:type w:val="continuous"/>
           <w:pgSz w:w="12240" w:h="15840"/>
           <w:pgMar w:top="1440" w:right="1440" w:bottom="1440" w:left="1440" w:header="708" w:footer="708" w:gutter="0"/>
           <w:cols w:num="2" w:space="432"/>
@@ -2433,7 +2447,7 @@
       <w:pPr>
         <w:pStyle w:val="Heading1"/>
       </w:pPr>
-      <w:bookmarkStart w:id="17" w:name="_Toc235535237"/>
+      <w:bookmarkStart w:id="17" w:name="_Toc235535370"/>
       <w:r>
         <w:t>References</w:t>
       </w:r>
@@ -2499,7 +2513,7 @@
       <w:pPr>
         <w:pStyle w:val="Heading2"/>
       </w:pPr>
-      <w:bookmarkStart w:id="18" w:name="_Toc235535238"/>
+      <w:bookmarkStart w:id="18" w:name="_Toc235535371"/>
       <w:r>
         <w:t>Acknowledgments and disclosures</w:t>
       </w:r>
@@ -2539,7 +2553,7 @@
       <w:pPr>
         <w:pStyle w:val="Heading1"/>
       </w:pPr>
-      <w:bookmarkStart w:id="20" w:name="_Toc235535239"/>
+      <w:bookmarkStart w:id="20" w:name="_Toc235535372"/>
       <w:r>
         <w:t>Appendix A. Methods and supporting detail</w:t>
       </w:r>
@@ -2557,7 +2571,7 @@
       <w:pPr>
         <w:pStyle w:val="Heading2"/>
       </w:pPr>
-      <w:bookmarkStart w:id="21" w:name="_Toc235535240"/>
+      <w:bookmarkStart w:id="21" w:name="_Toc235535373"/>
       <w:r>
         <w:t>Method summary</w:t>
       </w:r>
@@ -2602,7 +2616,6 @@
           <w:p>
             <w:pPr>
               <w:spacing w:after="0" w:line="276" w:lineRule="auto"/>
-              <w:jc w:val="left"/>
             </w:pPr>
             <w:r>
               <w:rPr>
@@ -2629,7 +2642,6 @@
           <w:p>
             <w:pPr>
               <w:spacing w:after="0" w:line="276" w:lineRule="auto"/>
-              <w:jc w:val="left"/>
             </w:pPr>
             <w:r>
               <w:rPr>
@@ -2656,7 +2668,6 @@
           <w:p>
             <w:pPr>
               <w:spacing w:after="0" w:line="276" w:lineRule="auto"/>
-              <w:jc w:val="left"/>
             </w:pPr>
             <w:r>
               <w:rPr>
@@ -2684,7 +2695,6 @@
           <w:p>
             <w:pPr>
               <w:spacing w:after="0" w:line="276" w:lineRule="auto"/>
-              <w:jc w:val="left"/>
             </w:pPr>
             <w:r>
               <w:rPr>
@@ -2708,7 +2718,6 @@
           <w:p>
             <w:pPr>
               <w:spacing w:after="0" w:line="276" w:lineRule="auto"/>
-              <w:jc w:val="left"/>
             </w:pPr>
             <w:r>
               <w:rPr>
@@ -2732,7 +2741,6 @@
           <w:p>
             <w:pPr>
               <w:spacing w:after="0" w:line="276" w:lineRule="auto"/>
-              <w:jc w:val="left"/>
             </w:pPr>
             <w:r>
               <w:rPr>
@@ -2758,7 +2766,6 @@
           <w:p>
             <w:pPr>
               <w:spacing w:after="0" w:line="276" w:lineRule="auto"/>
-              <w:jc w:val="left"/>
             </w:pPr>
             <w:r>
               <w:rPr>
@@ -2782,7 +2789,6 @@
           <w:p>
             <w:pPr>
               <w:spacing w:after="0" w:line="276" w:lineRule="auto"/>
-              <w:jc w:val="left"/>
             </w:pPr>
             <w:r>
               <w:rPr>
@@ -2806,7 +2812,6 @@
           <w:p>
             <w:pPr>
               <w:spacing w:after="0" w:line="276" w:lineRule="auto"/>
-              <w:jc w:val="left"/>
             </w:pPr>
             <w:r>
               <w:rPr>
@@ -2832,7 +2837,6 @@
           <w:p>
             <w:pPr>
               <w:spacing w:after="0" w:line="276" w:lineRule="auto"/>
-              <w:jc w:val="left"/>
             </w:pPr>
             <w:r>
               <w:rPr>
@@ -2856,7 +2860,6 @@
           <w:p>
             <w:pPr>
               <w:spacing w:after="0" w:line="276" w:lineRule="auto"/>
-              <w:jc w:val="left"/>
             </w:pPr>
             <w:r>
               <w:rPr>
@@ -2880,7 +2883,6 @@
           <w:p>
             <w:pPr>
               <w:spacing w:after="0" w:line="276" w:lineRule="auto"/>
-              <w:jc w:val="left"/>
             </w:pPr>
             <w:r>
               <w:rPr>
@@ -2906,7 +2908,6 @@
           <w:p>
             <w:pPr>
               <w:spacing w:after="0" w:line="276" w:lineRule="auto"/>
-              <w:jc w:val="left"/>
             </w:pPr>
             <w:r>
               <w:rPr>
@@ -2930,7 +2931,6 @@
           <w:p>
             <w:pPr>
               <w:spacing w:after="0" w:line="276" w:lineRule="auto"/>
-              <w:jc w:val="left"/>
             </w:pPr>
             <w:r>
               <w:rPr>
@@ -2954,7 +2954,6 @@
           <w:p>
             <w:pPr>
               <w:spacing w:after="0" w:line="276" w:lineRule="auto"/>
-              <w:jc w:val="left"/>
             </w:pPr>
             <w:r>
               <w:rPr>
@@ -2978,7 +2977,7 @@
       <w:pPr>
         <w:pStyle w:val="Heading2"/>
       </w:pPr>
-      <w:bookmarkStart w:id="22" w:name="_Toc235535241"/>
+      <w:bookmarkStart w:id="22" w:name="_Toc235535374"/>
       <w:r>
         <w:t>Supplemental data</w:t>
       </w:r>
@@ -3379,9 +3378,9 @@
     </w:lvl>
   </w:abstractNum>
   <w:abstractNum w:abstractNumId="9" w15:restartNumberingAfterBreak="0">
-    <w:nsid w:val="08BF2F21"/>
+    <w:nsid w:val="250C6C3D"/>
     <w:multiLevelType w:val="singleLevel"/>
-    <w:tmpl w:val="A35A5C8C"/>
+    <w:tmpl w:val="5BCAEE9C"/>
     <w:lvl w:ilvl="0">
       <w:start w:val="1"/>
       <w:numFmt w:val="decimal"/>
@@ -3401,9 +3400,31 @@
     </w:lvl>
   </w:abstractNum>
   <w:abstractNum w:abstractNumId="10" w15:restartNumberingAfterBreak="0">
-    <w:nsid w:val="5E2E4DD9"/>
+    <w:nsid w:val="2DEB3F66"/>
     <w:multiLevelType w:val="singleLevel"/>
-    <w:tmpl w:val="9606FF6C"/>
+    <w:tmpl w:val="F1783C80"/>
+    <w:lvl w:ilvl="0">
+      <w:start w:val="1"/>
+      <w:numFmt w:val="bullet"/>
+      <w:lvlText w:val="•"/>
+      <w:lvlJc w:val="left"/>
+      <w:pPr>
+        <w:tabs>
+          <w:tab w:val="num" w:pos="540"/>
+        </w:tabs>
+        <w:spacing w:after="80" w:line="290" w:lineRule="auto"/>
+        <w:ind w:left="540" w:hanging="279"/>
+      </w:pPr>
+      <w:rPr>
+        <w:rFonts w:ascii="Segoe UI" w:hAnsi="Segoe UI"/>
+        <w:color w:val="526832"/>
+      </w:rPr>
+    </w:lvl>
+  </w:abstractNum>
+  <w:abstractNum w:abstractNumId="11" w15:restartNumberingAfterBreak="0">
+    <w:nsid w:val="599C7AAD"/>
+    <w:multiLevelType w:val="singleLevel"/>
+    <w:tmpl w:val="15A84516"/>
     <w:lvl w:ilvl="0">
       <w:start w:val="1"/>
       <w:numFmt w:val="decimal"/>
@@ -3422,10 +3443,10 @@
       </w:rPr>
     </w:lvl>
   </w:abstractNum>
-  <w:abstractNum w:abstractNumId="11" w15:restartNumberingAfterBreak="0">
-    <w:nsid w:val="6D3E456E"/>
+  <w:abstractNum w:abstractNumId="12" w15:restartNumberingAfterBreak="0">
+    <w:nsid w:val="68514B9E"/>
     <w:multiLevelType w:val="singleLevel"/>
-    <w:tmpl w:val="88686EA0"/>
+    <w:tmpl w:val="4A82B260"/>
     <w:lvl w:ilvl="0">
       <w:start w:val="1"/>
       <w:numFmt w:val="decimal"/>
@@ -3444,66 +3465,44 @@
       </w:rPr>
     </w:lvl>
   </w:abstractNum>
-  <w:abstractNum w:abstractNumId="12" w15:restartNumberingAfterBreak="0">
-    <w:nsid w:val="71EF3B2D"/>
-    <w:multiLevelType w:val="singleLevel"/>
-    <w:tmpl w:val="BA04D40E"/>
-    <w:lvl w:ilvl="0">
-      <w:start w:val="1"/>
-      <w:numFmt w:val="bullet"/>
-      <w:lvlText w:val="•"/>
-      <w:lvlJc w:val="left"/>
-      <w:pPr>
-        <w:tabs>
-          <w:tab w:val="num" w:pos="540"/>
-        </w:tabs>
-        <w:spacing w:after="80" w:line="290" w:lineRule="auto"/>
-        <w:ind w:left="540" w:hanging="279"/>
-      </w:pPr>
-      <w:rPr>
-        <w:rFonts w:ascii="Segoe UI" w:hAnsi="Segoe UI"/>
-        <w:color w:val="526832"/>
-      </w:rPr>
-    </w:lvl>
-  </w:abstractNum>
-  <w:num w:numId="1" w16cid:durableId="1567301019">
+  <w:num w:numId="1" w16cid:durableId="1235050361">
     <w:abstractNumId w:val="8"/>
   </w:num>
-  <w:num w:numId="2" w16cid:durableId="57019244">
+  <w:num w:numId="2" w16cid:durableId="1233852103">
     <w:abstractNumId w:val="6"/>
   </w:num>
-  <w:num w:numId="3" w16cid:durableId="2013992679">
+  <w:num w:numId="3" w16cid:durableId="1547528939">
     <w:abstractNumId w:val="5"/>
   </w:num>
-  <w:num w:numId="4" w16cid:durableId="1964146405">
+  <w:num w:numId="4" w16cid:durableId="833230432">
     <w:abstractNumId w:val="4"/>
   </w:num>
-  <w:num w:numId="5" w16cid:durableId="227427228">
+  <w:num w:numId="5" w16cid:durableId="157114040">
     <w:abstractNumId w:val="7"/>
   </w:num>
-  <w:num w:numId="6" w16cid:durableId="1432897675">
+  <w:num w:numId="6" w16cid:durableId="79451042">
     <w:abstractNumId w:val="3"/>
   </w:num>
-  <w:num w:numId="7" w16cid:durableId="2033720564">
+  <w:num w:numId="7" w16cid:durableId="300616735">
     <w:abstractNumId w:val="2"/>
   </w:num>
-  <w:num w:numId="8" w16cid:durableId="91244461">
+  <w:num w:numId="8" w16cid:durableId="613096134">
     <w:abstractNumId w:val="1"/>
   </w:num>
-  <w:num w:numId="9" w16cid:durableId="1189221277">
+  <w:num w:numId="9" w16cid:durableId="801769799">
     <w:abstractNumId w:val="0"/>
   </w:num>
-  <w:num w:numId="10" w16cid:durableId="2044360310">
-    <w:abstractNumId w:val="12"/>
-  </w:num>
-  <w:num w:numId="11" w16cid:durableId="1725517969">
+  <w:num w:numId="10" w16cid:durableId="694237220">
     <w:abstractNumId w:val="10"/>
   </w:num>
-  <w:num w:numId="12" w16cid:durableId="1435008851">
+  <w:num w:numId="11" w16cid:durableId="242615961">
     <w:abstractNumId w:val="11"/>
   </w:num>
-  <w:num w:numId="13" w16cid:durableId="63337321">
+  <w:num w:numId="12" w16cid:durableId="729810427">
     <w:abstractNumId w:val="9"/>
+  </w:num>
+  <w:num w:numId="13" w16cid:durableId="1489664642">
+    <w:abstractNumId w:val="12"/>
   </w:num>
 </w:numbering>
 </file>
@@ -3900,7 +3899,6 @@
     <w:rsid w:val="00FC693F"/>
     <w:pPr>
       <w:spacing w:after="120" w:line="300" w:lineRule="auto"/>
-      <w:jc w:val="both"/>
     </w:pPr>
     <w:rPr>
       <w:rFonts w:ascii="Segoe UI" w:eastAsia="Segoe UI" w:hAnsi="Segoe UI" w:cs="Segoe UI"/>
@@ -15058,7 +15056,7 @@
     <w:autoRedefine/>
     <w:uiPriority w:val="39"/>
     <w:unhideWhenUsed/>
-    <w:rsid w:val="00C0366E"/>
+    <w:rsid w:val="0062383A"/>
     <w:pPr>
       <w:spacing w:after="100"/>
     </w:pPr>
@@ -15070,7 +15068,7 @@
     <w:autoRedefine/>
     <w:uiPriority w:val="39"/>
     <w:unhideWhenUsed/>
-    <w:rsid w:val="00C0366E"/>
+    <w:rsid w:val="0062383A"/>
     <w:pPr>
       <w:spacing w:after="100"/>
       <w:ind w:left="190"/>
@@ -15081,7 +15079,7 @@
     <w:basedOn w:val="DefaultParagraphFont"/>
     <w:uiPriority w:val="99"/>
     <w:unhideWhenUsed/>
-    <w:rsid w:val="00C0366E"/>
+    <w:rsid w:val="0062383A"/>
     <w:rPr>
       <w:color w:val="0000FF" w:themeColor="hyperlink"/>
       <w:u w:val="single"/>

--- a/docs/templates/Phaeno-White-Paper-Template.docx
+++ b/docs/templates/Phaeno-White-Paper-Template.docx
@@ -4,47 +4,14 @@
   <w:body>
     <w:p>
       <w:pPr>
-        <w:spacing w:after="360"/>
+        <w:spacing w:after="3000" w:line="20" w:lineRule="exact"/>
       </w:pPr>
       <w:r>
         <w:rPr>
-          <w:noProof/>
+          <w:color w:val="0E2841"/>
+          <w:sz w:val="2"/>
         </w:rPr>
-        <w:drawing>
-          <wp:inline distT="0" distB="0" distL="0" distR="0" wp14:anchorId="175585B3" wp14:editId="46F6EAC3">
-            <wp:extent cx="5943600" cy="3097173"/>
-            <wp:effectExtent l="0" t="0" r="0" b="0"/>
-            <wp:docPr id="1" name="Picture 1" descr="Phaeno wordmark over an abstract molecular image"/>
-            <wp:cNvGraphicFramePr>
-              <a:graphicFrameLocks xmlns:a="http://schemas.openxmlformats.org/drawingml/2006/main" noChangeAspect="1"/>
-            </wp:cNvGraphicFramePr>
-            <a:graphic xmlns:a="http://schemas.openxmlformats.org/drawingml/2006/main">
-              <a:graphicData uri="http://schemas.openxmlformats.org/drawingml/2006/picture">
-                <pic:pic xmlns:pic="http://schemas.openxmlformats.org/drawingml/2006/picture">
-                  <pic:nvPicPr>
-                    <pic:cNvPr id="0" name="cover-molecular-header.png"/>
-                    <pic:cNvPicPr/>
-                  </pic:nvPicPr>
-                  <pic:blipFill>
-                    <a:blip r:embed="rId8"/>
-                    <a:stretch>
-                      <a:fillRect/>
-                    </a:stretch>
-                  </pic:blipFill>
-                  <pic:spPr>
-                    <a:xfrm>
-                      <a:off x="0" y="0"/>
-                      <a:ext cx="5943600" cy="3097173"/>
-                    </a:xfrm>
-                    <a:prstGeom prst="rect">
-                      <a:avLst/>
-                    </a:prstGeom>
-                  </pic:spPr>
-                </pic:pic>
-              </a:graphicData>
-            </a:graphic>
-          </wp:inline>
-        </w:drawing>
+        <w:t xml:space="preserve"> </w:t>
       </w:r>
     </w:p>
     <w:p>
@@ -54,6 +21,7 @@
       <w:r>
         <w:rPr>
           <w:caps/>
+          <w:color w:val="FFFFFF"/>
           <w:spacing w:val="28"/>
         </w:rPr>
         <w:t>WHITE PAPER TEMPLATE</w:t>
@@ -64,6 +32,10 @@
         <w:pStyle w:val="PhaenoCoverTitle"/>
       </w:pPr>
       <w:r>
+        <w:rPr>
+          <w:color w:val="FFFFFF"/>
+          <w:sz w:val="58"/>
+        </w:rPr>
         <w:t>[White paper title]</w:t>
       </w:r>
     </w:p>
@@ -72,48 +44,240 @@
         <w:pStyle w:val="PhaenoCoverSubtitle"/>
       </w:pPr>
       <w:r>
+        <w:rPr>
+          <w:color w:val="EDF7FA"/>
+        </w:rPr>
         <w:t>[State the scientific conclusion or question in one clear sentence]</w:t>
       </w:r>
     </w:p>
     <w:p>
       <w:pPr>
         <w:pStyle w:val="PhaenoMetadata"/>
+        <w:spacing w:after="480"/>
       </w:pPr>
       <w:r>
         <w:rPr>
           <w:b/>
+          <w:color w:val="FFFFFF"/>
         </w:rPr>
-        <w:t>Prepared by [author or team]</w:t>
-      </w:r>
-    </w:p>
-    <w:p>
-      <w:pPr>
-        <w:pStyle w:val="PhaenoMetadata"/>
-      </w:pPr>
-      <w:r>
         <w:t>[Month Year]   |   Version [x.x]</w:t>
       </w:r>
     </w:p>
     <w:p>
       <w:pPr>
-        <w:pStyle w:val="PhaenoMetadata"/>
-        <w:spacing w:after="0"/>
-      </w:pPr>
+        <w:sectPr>
+          <w:headerReference w:type="default" r:id="rId8"/>
+          <w:footerReference w:type="default" r:id="rId9"/>
+          <w:pgSz w:w="12240" w:h="15840"/>
+          <w:pgMar w:top="504" w:right="720" w:bottom="720" w:left="720" w:header="0" w:footer="360" w:gutter="0"/>
+          <w:pgNumType w:start="1"/>
+          <w:cols w:space="720"/>
+          <w:docGrid w:linePitch="360"/>
+        </w:sectPr>
+      </w:pPr>
+    </w:p>
+    <w:p>
+      <w:pPr>
+        <w:pStyle w:val="Heading1"/>
+      </w:pPr>
+      <w:bookmarkStart w:id="0" w:name="_Toc235537066"/>
       <w:r>
-        <w:rPr>
-          <w:color w:val="7F7F7F"/>
-          <w:sz w:val="17"/>
-        </w:rPr>
-        <w:t>[Research use only / intended use statement, if applicable]</w:t>
+        <w:t>Executive summary</w:t>
+      </w:r>
+      <w:bookmarkEnd w:id="0"/>
+    </w:p>
+    <w:p>
+      <w:pPr>
+        <w:pStyle w:val="PhaenoLead"/>
+      </w:pPr>
+      <w:r>
+        <w:t>[Lead with the answer. In two or three sentences, state what was studied, what the evidence shows, and why it matters.]</w:t>
       </w:r>
     </w:p>
     <w:p>
       <w:pPr>
+        <w:pStyle w:val="PhaenoCallout"/>
+        <w:pBdr>
+          <w:left w:val="single" w:sz="18" w:space="8" w:color="789946"/>
+        </w:pBdr>
+        <w:shd w:val="clear" w:color="auto" w:fill="F6F8F2"/>
+      </w:pPr>
+      <w:r>
+        <w:rPr>
+          <w:b/>
+          <w:color w:val="0E2841"/>
+        </w:rPr>
+        <w:t xml:space="preserve">Key takeaway  </w:t>
+      </w:r>
+      <w:r>
+        <w:t>[Write the single finding or implication a reader should remember after closing the paper.]</w:t>
+      </w:r>
+    </w:p>
+    <w:p>
+      <w:pPr>
+        <w:pStyle w:val="Heading2"/>
+      </w:pPr>
+      <w:bookmarkStart w:id="1" w:name="_Toc235537067"/>
+      <w:r>
+        <w:t>At a glance</w:t>
+      </w:r>
+      <w:bookmarkEnd w:id="1"/>
+    </w:p>
+    <w:p>
+      <w:pPr>
+        <w:pStyle w:val="PhaenoBullet"/>
+        <w:numPr>
+          <w:ilvl w:val="0"/>
+          <w:numId w:val="10"/>
+        </w:numPr>
+      </w:pPr>
+      <w:r>
+        <w:t>Problem — [Name the scientific or operational limitation.]</w:t>
+      </w:r>
+    </w:p>
+    <w:p>
+      <w:pPr>
+        <w:pStyle w:val="PhaenoBullet"/>
+        <w:numPr>
+          <w:ilvl w:val="0"/>
+          <w:numId w:val="10"/>
+        </w:numPr>
+      </w:pPr>
+      <w:r>
+        <w:t>Evidence — [Name the dataset, method, and strongest observed result.]</w:t>
+      </w:r>
+    </w:p>
+    <w:p>
+      <w:pPr>
+        <w:pStyle w:val="PhaenoBullet"/>
+        <w:numPr>
+          <w:ilvl w:val="0"/>
+          <w:numId w:val="10"/>
+        </w:numPr>
+      </w:pPr>
+      <w:r>
+        <w:t>Implication — [Explain the decision, workflow, or research consequence.]</w:t>
+      </w:r>
+    </w:p>
+    <w:p>
+      <w:pPr>
+        <w:pStyle w:val="PhaenoBullet"/>
+        <w:numPr>
+          <w:ilvl w:val="0"/>
+          <w:numId w:val="10"/>
+        </w:numPr>
+      </w:pPr>
+      <w:r>
+        <w:t>Validation status — [Measured, inferred, preliminary, replicated, or validated.]</w:t>
+      </w:r>
+    </w:p>
+    <w:p>
+      <w:pPr>
+        <w:spacing w:after="0"/>
+      </w:pPr>
+      <w:r>
+        <w:br w:type="column"/>
+      </w:r>
+    </w:p>
+    <w:p>
+      <w:pPr>
+        <w:pStyle w:val="Heading3"/>
+      </w:pPr>
+      <w:bookmarkStart w:id="2" w:name="evidence_checklist"/>
+      <w:r>
+        <w:t>Evidence checklist</w:t>
+      </w:r>
+      <w:bookmarkEnd w:id="2"/>
+    </w:p>
+    <w:p>
+      <w:pPr>
+        <w:pStyle w:val="PhaenoBullet"/>
+        <w:numPr>
+          <w:ilvl w:val="0"/>
+          <w:numId w:val="10"/>
+        </w:numPr>
+      </w:pPr>
+      <w:r>
+        <w:t>[State the sample size, specimen type, and exclusions.]</w:t>
+      </w:r>
+    </w:p>
+    <w:p>
+      <w:pPr>
+        <w:pStyle w:val="PhaenoBullet"/>
+        <w:numPr>
+          <w:ilvl w:val="0"/>
+          <w:numId w:val="10"/>
+        </w:numPr>
+      </w:pPr>
+      <w:r>
+        <w:t>[Name the assay, analysis workflow, software, and version.]</w:t>
+      </w:r>
+    </w:p>
+    <w:p>
+      <w:pPr>
+        <w:pStyle w:val="PhaenoBullet"/>
+        <w:numPr>
+          <w:ilvl w:val="0"/>
+          <w:numId w:val="10"/>
+        </w:numPr>
+      </w:pPr>
+      <w:r>
+        <w:t>[Report units, uncertainty, controls, and acceptance criteria.]</w:t>
+      </w:r>
+    </w:p>
+    <w:p>
+      <w:pPr>
+        <w:pStyle w:val="PhaenoBullet"/>
+        <w:numPr>
+          <w:ilvl w:val="0"/>
+          <w:numId w:val="10"/>
+        </w:numPr>
+      </w:pPr>
+      <w:r>
+        <w:t>[Separate measured, inferred, preliminary, and validated claims.]</w:t>
+      </w:r>
+    </w:p>
+    <w:p>
+      <w:pPr>
+        <w:pStyle w:val="Heading3"/>
+      </w:pPr>
+      <w:bookmarkStart w:id="3" w:name="drafting_rule"/>
+      <w:r>
+        <w:t>Drafting rule</w:t>
+      </w:r>
+      <w:bookmarkEnd w:id="3"/>
+    </w:p>
+    <w:p>
+      <w:r>
+        <w:t>[Use the executive summary to make the result legible, not to repeat the full paper. Keep the strongest evidence and its qualification together.]</w:t>
+      </w:r>
+    </w:p>
+    <w:p>
+      <w:pPr>
+        <w:pStyle w:val="PhaenoCallout"/>
+        <w:pBdr>
+          <w:left w:val="single" w:sz="18" w:space="8" w:color="FEC950"/>
+        </w:pBdr>
+        <w:shd w:val="clear" w:color="auto" w:fill="FFF7E8"/>
+      </w:pPr>
+      <w:r>
+        <w:rPr>
+          <w:b/>
+          <w:color w:val="0E2841"/>
+        </w:rPr>
+        <w:t xml:space="preserve">Evidence note  </w:t>
+      </w:r>
+      <w:r>
+        <w:t>Keep sample size, method, units, source, and validation status adjacent to every consequential claim.</w:t>
+      </w:r>
+    </w:p>
+    <w:p>
+      <w:pPr>
         <w:sectPr>
-          <w:footerReference w:type="default" r:id="rId9"/>
+          <w:type w:val="continuous"/>
           <w:pgSz w:w="12240" w:h="15840"/>
-          <w:pgMar w:top="1440" w:right="1440" w:bottom="1440" w:left="1440" w:header="708" w:footer="708" w:gutter="0"/>
-          <w:cols w:space="720"/>
+          <w:pgMar w:top="720" w:right="720" w:bottom="720" w:left="720" w:header="360" w:footer="360" w:gutter="0"/>
+          <w:cols w:num="2" w:space="432"/>
           <w:docGrid w:linePitch="360"/>
         </w:sectPr>
       </w:pPr>
@@ -142,7 +306,7 @@
       <w:pPr>
         <w:pStyle w:val="TOC1"/>
         <w:tabs>
-          <w:tab w:val="right" w:leader="dot" w:pos="9350"/>
+          <w:tab w:val="right" w:leader="dot" w:pos="10790"/>
         </w:tabs>
         <w:rPr>
           <w:rFonts w:asciiTheme="minorHAnsi" w:eastAsiaTheme="minorEastAsia" w:hAnsiTheme="minorHAnsi" w:cstheme="minorBidi"/>
@@ -171,7 +335,7 @@
         </w:rPr>
         <w:fldChar w:fldCharType="separate"/>
       </w:r>
-      <w:hyperlink w:anchor="_Toc235535357" w:history="1">
+      <w:hyperlink w:anchor="_Toc235537066" w:history="1">
         <w:r>
           <w:rPr>
             <w:rStyle w:val="Hyperlink"/>
@@ -198,7 +362,7 @@
             <w:noProof/>
             <w:webHidden/>
           </w:rPr>
-          <w:instrText xml:space="preserve"> PAGEREF _Toc235535357 \h </w:instrText>
+          <w:instrText xml:space="preserve"> PAGEREF _Toc235537066 \h </w:instrText>
         </w:r>
         <w:r>
           <w:rPr>
@@ -218,7 +382,7 @@
             <w:noProof/>
             <w:webHidden/>
           </w:rPr>
-          <w:t>2</w:t>
+          <w:t>1</w:t>
         </w:r>
         <w:r>
           <w:rPr>
@@ -233,7 +397,7 @@
       <w:pPr>
         <w:pStyle w:val="TOC2"/>
         <w:tabs>
-          <w:tab w:val="right" w:leader="dot" w:pos="9350"/>
+          <w:tab w:val="right" w:leader="dot" w:pos="10790"/>
         </w:tabs>
         <w:rPr>
           <w:rFonts w:asciiTheme="minorHAnsi" w:eastAsiaTheme="minorEastAsia" w:hAnsiTheme="minorHAnsi" w:cstheme="minorBidi"/>
@@ -245,7 +409,7 @@
           <w14:ligatures w14:val="standardContextual"/>
         </w:rPr>
       </w:pPr>
-      <w:hyperlink w:anchor="_Toc235535358" w:history="1">
+      <w:hyperlink w:anchor="_Toc235537067" w:history="1">
         <w:r>
           <w:rPr>
             <w:rStyle w:val="Hyperlink"/>
@@ -272,7 +436,7 @@
             <w:noProof/>
             <w:webHidden/>
           </w:rPr>
-          <w:instrText xml:space="preserve"> PAGEREF _Toc235535358 \h </w:instrText>
+          <w:instrText xml:space="preserve"> PAGEREF _Toc235537067 \h </w:instrText>
         </w:r>
         <w:r>
           <w:rPr>
@@ -292,7 +456,7 @@
             <w:noProof/>
             <w:webHidden/>
           </w:rPr>
-          <w:t>2</w:t>
+          <w:t>1</w:t>
         </w:r>
         <w:r>
           <w:rPr>
@@ -307,7 +471,7 @@
       <w:pPr>
         <w:pStyle w:val="TOC1"/>
         <w:tabs>
-          <w:tab w:val="right" w:leader="dot" w:pos="9350"/>
+          <w:tab w:val="right" w:leader="dot" w:pos="10790"/>
         </w:tabs>
         <w:rPr>
           <w:rFonts w:asciiTheme="minorHAnsi" w:eastAsiaTheme="minorEastAsia" w:hAnsiTheme="minorHAnsi" w:cstheme="minorBidi"/>
@@ -319,7 +483,7 @@
           <w14:ligatures w14:val="standardContextual"/>
         </w:rPr>
       </w:pPr>
-      <w:hyperlink w:anchor="_Toc235535359" w:history="1">
+      <w:hyperlink w:anchor="_Toc235537068" w:history="1">
         <w:r>
           <w:rPr>
             <w:rStyle w:val="Hyperlink"/>
@@ -346,7 +510,7 @@
             <w:noProof/>
             <w:webHidden/>
           </w:rPr>
-          <w:instrText xml:space="preserve"> PAGEREF _Toc235535359 \h </w:instrText>
+          <w:instrText xml:space="preserve"> PAGEREF _Toc235537068 \h </w:instrText>
         </w:r>
         <w:r>
           <w:rPr>
@@ -381,7 +545,7 @@
       <w:pPr>
         <w:pStyle w:val="TOC2"/>
         <w:tabs>
-          <w:tab w:val="right" w:leader="dot" w:pos="9350"/>
+          <w:tab w:val="right" w:leader="dot" w:pos="10790"/>
         </w:tabs>
         <w:rPr>
           <w:rFonts w:asciiTheme="minorHAnsi" w:eastAsiaTheme="minorEastAsia" w:hAnsiTheme="minorHAnsi" w:cstheme="minorBidi"/>
@@ -393,7 +557,7 @@
           <w14:ligatures w14:val="standardContextual"/>
         </w:rPr>
       </w:pPr>
-      <w:hyperlink w:anchor="_Toc235535360" w:history="1">
+      <w:hyperlink w:anchor="_Toc235537069" w:history="1">
         <w:r>
           <w:rPr>
             <w:rStyle w:val="Hyperlink"/>
@@ -420,7 +584,7 @@
             <w:noProof/>
             <w:webHidden/>
           </w:rPr>
-          <w:instrText xml:space="preserve"> PAGEREF _Toc235535360 \h </w:instrText>
+          <w:instrText xml:space="preserve"> PAGEREF _Toc235537069 \h </w:instrText>
         </w:r>
         <w:r>
           <w:rPr>
@@ -455,7 +619,7 @@
       <w:pPr>
         <w:pStyle w:val="TOC2"/>
         <w:tabs>
-          <w:tab w:val="right" w:leader="dot" w:pos="9350"/>
+          <w:tab w:val="right" w:leader="dot" w:pos="10790"/>
         </w:tabs>
         <w:rPr>
           <w:rFonts w:asciiTheme="minorHAnsi" w:eastAsiaTheme="minorEastAsia" w:hAnsiTheme="minorHAnsi" w:cstheme="minorBidi"/>
@@ -467,7 +631,7 @@
           <w14:ligatures w14:val="standardContextual"/>
         </w:rPr>
       </w:pPr>
-      <w:hyperlink w:anchor="_Toc235535361" w:history="1">
+      <w:hyperlink w:anchor="_Toc235537070" w:history="1">
         <w:r>
           <w:rPr>
             <w:rStyle w:val="Hyperlink"/>
@@ -494,7 +658,7 @@
             <w:noProof/>
             <w:webHidden/>
           </w:rPr>
-          <w:instrText xml:space="preserve"> PAGEREF _Toc235535361 \h </w:instrText>
+          <w:instrText xml:space="preserve"> PAGEREF _Toc235537070 \h </w:instrText>
         </w:r>
         <w:r>
           <w:rPr>
@@ -529,7 +693,7 @@
       <w:pPr>
         <w:pStyle w:val="TOC2"/>
         <w:tabs>
-          <w:tab w:val="right" w:leader="dot" w:pos="9350"/>
+          <w:tab w:val="right" w:leader="dot" w:pos="10790"/>
         </w:tabs>
         <w:rPr>
           <w:rFonts w:asciiTheme="minorHAnsi" w:eastAsiaTheme="minorEastAsia" w:hAnsiTheme="minorHAnsi" w:cstheme="minorBidi"/>
@@ -541,7 +705,7 @@
           <w14:ligatures w14:val="standardContextual"/>
         </w:rPr>
       </w:pPr>
-      <w:hyperlink w:anchor="_Toc235535362" w:history="1">
+      <w:hyperlink w:anchor="_Toc235537071" w:history="1">
         <w:r>
           <w:rPr>
             <w:rStyle w:val="Hyperlink"/>
@@ -568,7 +732,7 @@
             <w:noProof/>
             <w:webHidden/>
           </w:rPr>
-          <w:instrText xml:space="preserve"> PAGEREF _Toc235535362 \h </w:instrText>
+          <w:instrText xml:space="preserve"> PAGEREF _Toc235537071 \h </w:instrText>
         </w:r>
         <w:r>
           <w:rPr>
@@ -603,7 +767,7 @@
       <w:pPr>
         <w:pStyle w:val="TOC1"/>
         <w:tabs>
-          <w:tab w:val="right" w:leader="dot" w:pos="9350"/>
+          <w:tab w:val="right" w:leader="dot" w:pos="10790"/>
         </w:tabs>
         <w:rPr>
           <w:rFonts w:asciiTheme="minorHAnsi" w:eastAsiaTheme="minorEastAsia" w:hAnsiTheme="minorHAnsi" w:cstheme="minorBidi"/>
@@ -615,7 +779,7 @@
           <w14:ligatures w14:val="standardContextual"/>
         </w:rPr>
       </w:pPr>
-      <w:hyperlink w:anchor="_Toc235535363" w:history="1">
+      <w:hyperlink w:anchor="_Toc235537072" w:history="1">
         <w:r>
           <w:rPr>
             <w:rStyle w:val="Hyperlink"/>
@@ -642,7 +806,7 @@
             <w:noProof/>
             <w:webHidden/>
           </w:rPr>
-          <w:instrText xml:space="preserve"> PAGEREF _Toc235535363 \h </w:instrText>
+          <w:instrText xml:space="preserve"> PAGEREF _Toc235537072 \h </w:instrText>
         </w:r>
         <w:r>
           <w:rPr>
@@ -677,7 +841,7 @@
       <w:pPr>
         <w:pStyle w:val="TOC2"/>
         <w:tabs>
-          <w:tab w:val="right" w:leader="dot" w:pos="9350"/>
+          <w:tab w:val="right" w:leader="dot" w:pos="10790"/>
         </w:tabs>
         <w:rPr>
           <w:rFonts w:asciiTheme="minorHAnsi" w:eastAsiaTheme="minorEastAsia" w:hAnsiTheme="minorHAnsi" w:cstheme="minorBidi"/>
@@ -689,7 +853,7 @@
           <w14:ligatures w14:val="standardContextual"/>
         </w:rPr>
       </w:pPr>
-      <w:hyperlink w:anchor="_Toc235535364" w:history="1">
+      <w:hyperlink w:anchor="_Toc235537073" w:history="1">
         <w:r>
           <w:rPr>
             <w:rStyle w:val="Hyperlink"/>
@@ -716,7 +880,7 @@
             <w:noProof/>
             <w:webHidden/>
           </w:rPr>
-          <w:instrText xml:space="preserve"> PAGEREF _Toc235535364 \h </w:instrText>
+          <w:instrText xml:space="preserve"> PAGEREF _Toc235537073 \h </w:instrText>
         </w:r>
         <w:r>
           <w:rPr>
@@ -751,7 +915,7 @@
       <w:pPr>
         <w:pStyle w:val="TOC2"/>
         <w:tabs>
-          <w:tab w:val="right" w:leader="dot" w:pos="9350"/>
+          <w:tab w:val="right" w:leader="dot" w:pos="10790"/>
         </w:tabs>
         <w:rPr>
           <w:rFonts w:asciiTheme="minorHAnsi" w:eastAsiaTheme="minorEastAsia" w:hAnsiTheme="minorHAnsi" w:cstheme="minorBidi"/>
@@ -763,7 +927,7 @@
           <w14:ligatures w14:val="standardContextual"/>
         </w:rPr>
       </w:pPr>
-      <w:hyperlink w:anchor="_Toc235535365" w:history="1">
+      <w:hyperlink w:anchor="_Toc235537074" w:history="1">
         <w:r>
           <w:rPr>
             <w:rStyle w:val="Hyperlink"/>
@@ -790,7 +954,7 @@
             <w:noProof/>
             <w:webHidden/>
           </w:rPr>
-          <w:instrText xml:space="preserve"> PAGEREF _Toc235535365 \h </w:instrText>
+          <w:instrText xml:space="preserve"> PAGEREF _Toc235537074 \h </w:instrText>
         </w:r>
         <w:r>
           <w:rPr>
@@ -825,7 +989,7 @@
       <w:pPr>
         <w:pStyle w:val="TOC1"/>
         <w:tabs>
-          <w:tab w:val="right" w:leader="dot" w:pos="9350"/>
+          <w:tab w:val="right" w:leader="dot" w:pos="10790"/>
         </w:tabs>
         <w:rPr>
           <w:rFonts w:asciiTheme="minorHAnsi" w:eastAsiaTheme="minorEastAsia" w:hAnsiTheme="minorHAnsi" w:cstheme="minorBidi"/>
@@ -837,7 +1001,7 @@
           <w14:ligatures w14:val="standardContextual"/>
         </w:rPr>
       </w:pPr>
-      <w:hyperlink w:anchor="_Toc235535366" w:history="1">
+      <w:hyperlink w:anchor="_Toc235537075" w:history="1">
         <w:r>
           <w:rPr>
             <w:rStyle w:val="Hyperlink"/>
@@ -864,7 +1028,7 @@
             <w:noProof/>
             <w:webHidden/>
           </w:rPr>
-          <w:instrText xml:space="preserve"> PAGEREF _Toc235535366 \h </w:instrText>
+          <w:instrText xml:space="preserve"> PAGEREF _Toc235537075 \h </w:instrText>
         </w:r>
         <w:r>
           <w:rPr>
@@ -899,7 +1063,7 @@
       <w:pPr>
         <w:pStyle w:val="TOC2"/>
         <w:tabs>
-          <w:tab w:val="right" w:leader="dot" w:pos="9350"/>
+          <w:tab w:val="right" w:leader="dot" w:pos="10790"/>
         </w:tabs>
         <w:rPr>
           <w:rFonts w:asciiTheme="minorHAnsi" w:eastAsiaTheme="minorEastAsia" w:hAnsiTheme="minorHAnsi" w:cstheme="minorBidi"/>
@@ -911,7 +1075,7 @@
           <w14:ligatures w14:val="standardContextual"/>
         </w:rPr>
       </w:pPr>
-      <w:hyperlink w:anchor="_Toc235535367" w:history="1">
+      <w:hyperlink w:anchor="_Toc235537076" w:history="1">
         <w:r>
           <w:rPr>
             <w:rStyle w:val="Hyperlink"/>
@@ -938,7 +1102,7 @@
             <w:noProof/>
             <w:webHidden/>
           </w:rPr>
-          <w:instrText xml:space="preserve"> PAGEREF _Toc235535367 \h </w:instrText>
+          <w:instrText xml:space="preserve"> PAGEREF _Toc235537076 \h </w:instrText>
         </w:r>
         <w:r>
           <w:rPr>
@@ -973,7 +1137,7 @@
       <w:pPr>
         <w:pStyle w:val="TOC2"/>
         <w:tabs>
-          <w:tab w:val="right" w:leader="dot" w:pos="9350"/>
+          <w:tab w:val="right" w:leader="dot" w:pos="10790"/>
         </w:tabs>
         <w:rPr>
           <w:rFonts w:asciiTheme="minorHAnsi" w:eastAsiaTheme="minorEastAsia" w:hAnsiTheme="minorHAnsi" w:cstheme="minorBidi"/>
@@ -985,7 +1149,7 @@
           <w14:ligatures w14:val="standardContextual"/>
         </w:rPr>
       </w:pPr>
-      <w:hyperlink w:anchor="_Toc235535368" w:history="1">
+      <w:hyperlink w:anchor="_Toc235537077" w:history="1">
         <w:r>
           <w:rPr>
             <w:rStyle w:val="Hyperlink"/>
@@ -1012,7 +1176,7 @@
             <w:noProof/>
             <w:webHidden/>
           </w:rPr>
-          <w:instrText xml:space="preserve"> PAGEREF _Toc235535368 \h </w:instrText>
+          <w:instrText xml:space="preserve"> PAGEREF _Toc235537077 \h </w:instrText>
         </w:r>
         <w:r>
           <w:rPr>
@@ -1047,7 +1211,7 @@
       <w:pPr>
         <w:pStyle w:val="TOC1"/>
         <w:tabs>
-          <w:tab w:val="right" w:leader="dot" w:pos="9350"/>
+          <w:tab w:val="right" w:leader="dot" w:pos="10790"/>
         </w:tabs>
         <w:rPr>
           <w:rFonts w:asciiTheme="minorHAnsi" w:eastAsiaTheme="minorEastAsia" w:hAnsiTheme="minorHAnsi" w:cstheme="minorBidi"/>
@@ -1059,7 +1223,7 @@
           <w14:ligatures w14:val="standardContextual"/>
         </w:rPr>
       </w:pPr>
-      <w:hyperlink w:anchor="_Toc235535369" w:history="1">
+      <w:hyperlink w:anchor="_Toc235537078" w:history="1">
         <w:r>
           <w:rPr>
             <w:rStyle w:val="Hyperlink"/>
@@ -1086,7 +1250,7 @@
             <w:noProof/>
             <w:webHidden/>
           </w:rPr>
-          <w:instrText xml:space="preserve"> PAGEREF _Toc235535369 \h </w:instrText>
+          <w:instrText xml:space="preserve"> PAGEREF _Toc235537078 \h </w:instrText>
         </w:r>
         <w:r>
           <w:rPr>
@@ -1121,7 +1285,7 @@
       <w:pPr>
         <w:pStyle w:val="TOC1"/>
         <w:tabs>
-          <w:tab w:val="right" w:leader="dot" w:pos="9350"/>
+          <w:tab w:val="right" w:leader="dot" w:pos="10790"/>
         </w:tabs>
         <w:rPr>
           <w:rFonts w:asciiTheme="minorHAnsi" w:eastAsiaTheme="minorEastAsia" w:hAnsiTheme="minorHAnsi" w:cstheme="minorBidi"/>
@@ -1133,7 +1297,7 @@
           <w14:ligatures w14:val="standardContextual"/>
         </w:rPr>
       </w:pPr>
-      <w:hyperlink w:anchor="_Toc235535370" w:history="1">
+      <w:hyperlink w:anchor="_Toc235537079" w:history="1">
         <w:r>
           <w:rPr>
             <w:rStyle w:val="Hyperlink"/>
@@ -1160,7 +1324,7 @@
             <w:noProof/>
             <w:webHidden/>
           </w:rPr>
-          <w:instrText xml:space="preserve"> PAGEREF _Toc235535370 \h </w:instrText>
+          <w:instrText xml:space="preserve"> PAGEREF _Toc235537079 \h </w:instrText>
         </w:r>
         <w:r>
           <w:rPr>
@@ -1195,7 +1359,7 @@
       <w:pPr>
         <w:pStyle w:val="TOC2"/>
         <w:tabs>
-          <w:tab w:val="right" w:leader="dot" w:pos="9350"/>
+          <w:tab w:val="right" w:leader="dot" w:pos="10790"/>
         </w:tabs>
         <w:rPr>
           <w:rFonts w:asciiTheme="minorHAnsi" w:eastAsiaTheme="minorEastAsia" w:hAnsiTheme="minorHAnsi" w:cstheme="minorBidi"/>
@@ -1207,7 +1371,7 @@
           <w14:ligatures w14:val="standardContextual"/>
         </w:rPr>
       </w:pPr>
-      <w:hyperlink w:anchor="_Toc235535371" w:history="1">
+      <w:hyperlink w:anchor="_Toc235537080" w:history="1">
         <w:r>
           <w:rPr>
             <w:rStyle w:val="Hyperlink"/>
@@ -1234,7 +1398,7 @@
             <w:noProof/>
             <w:webHidden/>
           </w:rPr>
-          <w:instrText xml:space="preserve"> PAGEREF _Toc235535371 \h </w:instrText>
+          <w:instrText xml:space="preserve"> PAGEREF _Toc235537080 \h </w:instrText>
         </w:r>
         <w:r>
           <w:rPr>
@@ -1269,7 +1433,7 @@
       <w:pPr>
         <w:pStyle w:val="TOC1"/>
         <w:tabs>
-          <w:tab w:val="right" w:leader="dot" w:pos="9350"/>
+          <w:tab w:val="right" w:leader="dot" w:pos="10790"/>
         </w:tabs>
         <w:rPr>
           <w:rFonts w:asciiTheme="minorHAnsi" w:eastAsiaTheme="minorEastAsia" w:hAnsiTheme="minorHAnsi" w:cstheme="minorBidi"/>
@@ -1281,7 +1445,7 @@
           <w14:ligatures w14:val="standardContextual"/>
         </w:rPr>
       </w:pPr>
-      <w:hyperlink w:anchor="_Toc235535372" w:history="1">
+      <w:hyperlink w:anchor="_Toc235537081" w:history="1">
         <w:r>
           <w:rPr>
             <w:rStyle w:val="Hyperlink"/>
@@ -1308,7 +1472,7 @@
             <w:noProof/>
             <w:webHidden/>
           </w:rPr>
-          <w:instrText xml:space="preserve"> PAGEREF _Toc235535372 \h </w:instrText>
+          <w:instrText xml:space="preserve"> PAGEREF _Toc235537081 \h </w:instrText>
         </w:r>
         <w:r>
           <w:rPr>
@@ -1343,7 +1507,7 @@
       <w:pPr>
         <w:pStyle w:val="TOC2"/>
         <w:tabs>
-          <w:tab w:val="right" w:leader="dot" w:pos="9350"/>
+          <w:tab w:val="right" w:leader="dot" w:pos="10790"/>
         </w:tabs>
         <w:rPr>
           <w:rFonts w:asciiTheme="minorHAnsi" w:eastAsiaTheme="minorEastAsia" w:hAnsiTheme="minorHAnsi" w:cstheme="minorBidi"/>
@@ -1355,7 +1519,7 @@
           <w14:ligatures w14:val="standardContextual"/>
         </w:rPr>
       </w:pPr>
-      <w:hyperlink w:anchor="_Toc235535373" w:history="1">
+      <w:hyperlink w:anchor="_Toc235537082" w:history="1">
         <w:r>
           <w:rPr>
             <w:rStyle w:val="Hyperlink"/>
@@ -1382,7 +1546,7 @@
             <w:noProof/>
             <w:webHidden/>
           </w:rPr>
-          <w:instrText xml:space="preserve"> PAGEREF _Toc235535373 \h </w:instrText>
+          <w:instrText xml:space="preserve"> PAGEREF _Toc235537082 \h </w:instrText>
         </w:r>
         <w:r>
           <w:rPr>
@@ -1417,7 +1581,7 @@
       <w:pPr>
         <w:pStyle w:val="TOC2"/>
         <w:tabs>
-          <w:tab w:val="right" w:leader="dot" w:pos="9350"/>
+          <w:tab w:val="right" w:leader="dot" w:pos="10790"/>
         </w:tabs>
         <w:rPr>
           <w:rFonts w:asciiTheme="minorHAnsi" w:eastAsiaTheme="minorEastAsia" w:hAnsiTheme="minorHAnsi" w:cstheme="minorBidi"/>
@@ -1429,7 +1593,7 @@
           <w14:ligatures w14:val="standardContextual"/>
         </w:rPr>
       </w:pPr>
-      <w:hyperlink w:anchor="_Toc235535374" w:history="1">
+      <w:hyperlink w:anchor="_Toc235537083" w:history="1">
         <w:r>
           <w:rPr>
             <w:rStyle w:val="Hyperlink"/>
@@ -1456,7 +1620,7 @@
             <w:noProof/>
             <w:webHidden/>
           </w:rPr>
-          <w:instrText xml:space="preserve"> PAGEREF _Toc235535374 \h </w:instrText>
+          <w:instrText xml:space="preserve"> PAGEREF _Toc235537083 \h </w:instrText>
         </w:r>
         <w:r>
           <w:rPr>
@@ -1501,8 +1665,7 @@
           <w:headerReference w:type="default" r:id="rId10"/>
           <w:footerReference w:type="default" r:id="rId11"/>
           <w:pgSz w:w="12240" w:h="15840"/>
-          <w:pgMar w:top="1440" w:right="1440" w:bottom="1440" w:left="1440" w:header="708" w:footer="708" w:gutter="0"/>
-          <w:pgNumType w:start="1"/>
+          <w:pgMar w:top="720" w:right="720" w:bottom="720" w:left="720" w:header="360" w:footer="360" w:gutter="0"/>
           <w:cols w:space="0"/>
           <w:docGrid w:linePitch="360"/>
         </w:sectPr>
@@ -1512,212 +1675,7 @@
       <w:pPr>
         <w:pStyle w:val="Heading1"/>
       </w:pPr>
-      <w:bookmarkStart w:id="0" w:name="_Toc235535357"/>
-      <w:r>
-        <w:t>Executive summary</w:t>
-      </w:r>
-      <w:bookmarkEnd w:id="0"/>
-    </w:p>
-    <w:p>
-      <w:pPr>
-        <w:pStyle w:val="PhaenoLead"/>
-      </w:pPr>
-      <w:r>
-        <w:t>[Lead with the answer. In two or three sentences, state what was studied, what the evidence shows, and why it matters.]</w:t>
-      </w:r>
-    </w:p>
-    <w:p>
-      <w:pPr>
-        <w:pStyle w:val="PhaenoCallout"/>
-        <w:pBdr>
-          <w:left w:val="single" w:sz="18" w:space="8" w:color="789946"/>
-        </w:pBdr>
-        <w:shd w:val="clear" w:color="auto" w:fill="F6F8F2"/>
-      </w:pPr>
-      <w:r>
-        <w:rPr>
-          <w:b/>
-          <w:color w:val="0E2841"/>
-        </w:rPr>
-        <w:t xml:space="preserve">Key takeaway  </w:t>
-      </w:r>
-      <w:r>
-        <w:t>[Write the single finding or implication a reader should remember after closing the paper.]</w:t>
-      </w:r>
-    </w:p>
-    <w:p>
-      <w:pPr>
-        <w:pStyle w:val="Heading2"/>
-      </w:pPr>
-      <w:bookmarkStart w:id="1" w:name="_Toc235535358"/>
-      <w:r>
-        <w:t>At a glance</w:t>
-      </w:r>
-      <w:bookmarkEnd w:id="1"/>
-    </w:p>
-    <w:p>
-      <w:pPr>
-        <w:pStyle w:val="PhaenoBullet"/>
-        <w:numPr>
-          <w:ilvl w:val="0"/>
-          <w:numId w:val="10"/>
-        </w:numPr>
-      </w:pPr>
-      <w:r>
-        <w:t>Problem — [Name the scientific or operational limitation.]</w:t>
-      </w:r>
-    </w:p>
-    <w:p>
-      <w:pPr>
-        <w:pStyle w:val="PhaenoBullet"/>
-        <w:numPr>
-          <w:ilvl w:val="0"/>
-          <w:numId w:val="10"/>
-        </w:numPr>
-      </w:pPr>
-      <w:r>
-        <w:t>Evidence — [Name the dataset, method, and strongest observed result.]</w:t>
-      </w:r>
-    </w:p>
-    <w:p>
-      <w:pPr>
-        <w:pStyle w:val="PhaenoBullet"/>
-        <w:numPr>
-          <w:ilvl w:val="0"/>
-          <w:numId w:val="10"/>
-        </w:numPr>
-      </w:pPr>
-      <w:r>
-        <w:t>Implication — [Explain the decision, workflow, or research consequence.]</w:t>
-      </w:r>
-    </w:p>
-    <w:p>
-      <w:pPr>
-        <w:pStyle w:val="PhaenoBullet"/>
-        <w:numPr>
-          <w:ilvl w:val="0"/>
-          <w:numId w:val="10"/>
-        </w:numPr>
-      </w:pPr>
-      <w:r>
-        <w:t>Validation status — [Measured, inferred, preliminary, replicated, or validated.]</w:t>
-      </w:r>
-    </w:p>
-    <w:p>
-      <w:pPr>
-        <w:spacing w:after="0"/>
-      </w:pPr>
-      <w:r>
-        <w:br w:type="column"/>
-      </w:r>
-    </w:p>
-    <w:p>
-      <w:pPr>
-        <w:pStyle w:val="Heading3"/>
-      </w:pPr>
-      <w:bookmarkStart w:id="2" w:name="evidence_checklist"/>
-      <w:r>
-        <w:t>Evidence checklist</w:t>
-      </w:r>
-      <w:bookmarkEnd w:id="2"/>
-    </w:p>
-    <w:p>
-      <w:pPr>
-        <w:pStyle w:val="PhaenoBullet"/>
-        <w:numPr>
-          <w:ilvl w:val="0"/>
-          <w:numId w:val="10"/>
-        </w:numPr>
-      </w:pPr>
-      <w:r>
-        <w:t>[State the sample size, specimen type, and exclusions.]</w:t>
-      </w:r>
-    </w:p>
-    <w:p>
-      <w:pPr>
-        <w:pStyle w:val="PhaenoBullet"/>
-        <w:numPr>
-          <w:ilvl w:val="0"/>
-          <w:numId w:val="10"/>
-        </w:numPr>
-      </w:pPr>
-      <w:r>
-        <w:t>[Name the assay, analysis workflow, software, and version.]</w:t>
-      </w:r>
-    </w:p>
-    <w:p>
-      <w:pPr>
-        <w:pStyle w:val="PhaenoBullet"/>
-        <w:numPr>
-          <w:ilvl w:val="0"/>
-          <w:numId w:val="10"/>
-        </w:numPr>
-      </w:pPr>
-      <w:r>
-        <w:t>[Report units, uncertainty, controls, and acceptance criteria.]</w:t>
-      </w:r>
-    </w:p>
-    <w:p>
-      <w:pPr>
-        <w:pStyle w:val="PhaenoBullet"/>
-        <w:numPr>
-          <w:ilvl w:val="0"/>
-          <w:numId w:val="10"/>
-        </w:numPr>
-      </w:pPr>
-      <w:r>
-        <w:t>[Separate measured, inferred, preliminary, and validated claims.]</w:t>
-      </w:r>
-    </w:p>
-    <w:p>
-      <w:pPr>
-        <w:pStyle w:val="Heading3"/>
-      </w:pPr>
-      <w:bookmarkStart w:id="3" w:name="drafting_rule"/>
-      <w:r>
-        <w:t>Drafting rule</w:t>
-      </w:r>
-      <w:bookmarkEnd w:id="3"/>
-    </w:p>
-    <w:p>
-      <w:r>
-        <w:t>[Use the executive summary to make the result legible, not to repeat the full paper. Keep the strongest evidence and its qualification together.]</w:t>
-      </w:r>
-    </w:p>
-    <w:p>
-      <w:pPr>
-        <w:pStyle w:val="PhaenoCallout"/>
-        <w:pBdr>
-          <w:left w:val="single" w:sz="18" w:space="8" w:color="FEC950"/>
-        </w:pBdr>
-        <w:shd w:val="clear" w:color="auto" w:fill="FFF7E8"/>
-      </w:pPr>
-      <w:r>
-        <w:rPr>
-          <w:b/>
-          <w:color w:val="0E2841"/>
-        </w:rPr>
-        <w:t xml:space="preserve">Evidence note  </w:t>
-      </w:r>
-      <w:r>
-        <w:t>Keep sample size, method, units, source, and validation status adjacent to every consequential claim.</w:t>
-      </w:r>
-    </w:p>
-    <w:p>
-      <w:pPr>
-        <w:sectPr>
-          <w:pgSz w:w="12240" w:h="15840"/>
-          <w:pgMar w:top="1440" w:right="1440" w:bottom="1440" w:left="1440" w:header="708" w:footer="708" w:gutter="0"/>
-          <w:cols w:num="2" w:space="432"/>
-          <w:docGrid w:linePitch="360"/>
-        </w:sectPr>
-      </w:pPr>
-    </w:p>
-    <w:p>
-      <w:pPr>
-        <w:pStyle w:val="Heading1"/>
-      </w:pPr>
-      <w:bookmarkStart w:id="4" w:name="_Toc235535359"/>
+      <w:bookmarkStart w:id="4" w:name="_Toc235537068"/>
       <w:r>
         <w:t>Introduction</w:t>
       </w:r>
@@ -1727,7 +1685,7 @@
       <w:pPr>
         <w:pStyle w:val="Heading2"/>
       </w:pPr>
-      <w:bookmarkStart w:id="5" w:name="_Toc235535360"/>
+      <w:bookmarkStart w:id="5" w:name="_Toc235537069"/>
       <w:r>
         <w:t>Background</w:t>
       </w:r>
@@ -1747,7 +1705,7 @@
       <w:pPr>
         <w:pStyle w:val="Heading2"/>
       </w:pPr>
-      <w:bookmarkStart w:id="6" w:name="_Toc235535361"/>
+      <w:bookmarkStart w:id="6" w:name="_Toc235537070"/>
       <w:r>
         <w:t>Scope and definitions</w:t>
       </w:r>
@@ -1810,7 +1768,7 @@
       <w:pPr>
         <w:pStyle w:val="Heading2"/>
       </w:pPr>
-      <w:bookmarkStart w:id="7" w:name="_Toc235535362"/>
+      <w:bookmarkStart w:id="7" w:name="_Toc235537071"/>
       <w:r>
         <w:t>Approach</w:t>
       </w:r>
@@ -1906,7 +1864,7 @@
       <w:pPr>
         <w:sectPr>
           <w:pgSz w:w="12240" w:h="15840"/>
-          <w:pgMar w:top="1440" w:right="1440" w:bottom="1440" w:left="1440" w:header="708" w:footer="708" w:gutter="0"/>
+          <w:pgMar w:top="720" w:right="720" w:bottom="720" w:left="720" w:header="360" w:footer="360" w:gutter="0"/>
           <w:cols w:num="2" w:space="432"/>
           <w:docGrid w:linePitch="360"/>
         </w:sectPr>
@@ -1916,7 +1874,7 @@
       <w:pPr>
         <w:pStyle w:val="Heading1"/>
       </w:pPr>
-      <w:bookmarkStart w:id="10" w:name="_Toc235535363"/>
+      <w:bookmarkStart w:id="10" w:name="_Toc235537072"/>
       <w:r>
         <w:t>Evidence and findings</w:t>
       </w:r>
@@ -1947,10 +1905,10 @@
           <w:noProof/>
         </w:rPr>
         <w:drawing>
-          <wp:inline distT="0" distB="0" distL="0" distR="0" wp14:anchorId="09990EAB" wp14:editId="4FD47B47">
-            <wp:extent cx="5760720" cy="2057400"/>
+          <wp:inline distT="0" distB="0" distL="0" distR="0" wp14:anchorId="1E0627BB" wp14:editId="6D2EEFB9">
+            <wp:extent cx="6675120" cy="2383971"/>
             <wp:effectExtent l="0" t="0" r="0" b="0"/>
-            <wp:docPr id="2" name="Picture 2" descr="Illustrative evidence figure placeholder with a green line and amber data markers"/>
+            <wp:docPr id="1805941645" name="Picture 1805941645" descr="Illustrative evidence figure placeholder with a green line and amber data markers"/>
             <wp:cNvGraphicFramePr>
               <a:graphicFrameLocks xmlns:a="http://schemas.openxmlformats.org/drawingml/2006/main" noChangeAspect="1"/>
             </wp:cNvGraphicFramePr>
@@ -1970,7 +1928,7 @@
                   <pic:spPr>
                     <a:xfrm>
                       <a:off x="0" y="0"/>
-                      <a:ext cx="5760720" cy="2057400"/>
+                      <a:ext cx="6675120" cy="2383971"/>
                     </a:xfrm>
                     <a:prstGeom prst="rect">
                       <a:avLst/>
@@ -1995,7 +1953,7 @@
       <w:pPr>
         <w:sectPr>
           <w:pgSz w:w="12240" w:h="15840"/>
-          <w:pgMar w:top="1440" w:right="1440" w:bottom="1440" w:left="1440" w:header="708" w:footer="708" w:gutter="0"/>
+          <w:pgMar w:top="720" w:right="720" w:bottom="720" w:left="720" w:header="360" w:footer="360" w:gutter="0"/>
           <w:cols w:space="0"/>
           <w:docGrid w:linePitch="360"/>
         </w:sectPr>
@@ -2005,7 +1963,7 @@
       <w:pPr>
         <w:pStyle w:val="Heading2"/>
       </w:pPr>
-      <w:bookmarkStart w:id="11" w:name="_Toc235535364"/>
+      <w:bookmarkStart w:id="11" w:name="_Toc235537073"/>
       <w:r>
         <w:t>Finding 1: [Conclusion-led heading]</w:t>
       </w:r>
@@ -2020,7 +1978,7 @@
       <w:pPr>
         <w:pStyle w:val="Heading2"/>
       </w:pPr>
-      <w:bookmarkStart w:id="12" w:name="_Toc235535365"/>
+      <w:bookmarkStart w:id="12" w:name="_Toc235537074"/>
       <w:r>
         <w:t>Finding 2: [Conclusion-led heading]</w:t>
       </w:r>
@@ -2036,7 +1994,7 @@
         <w:sectPr>
           <w:type w:val="continuous"/>
           <w:pgSz w:w="12240" w:h="15840"/>
-          <w:pgMar w:top="1440" w:right="1440" w:bottom="1440" w:left="1440" w:header="708" w:footer="708" w:gutter="0"/>
+          <w:pgMar w:top="720" w:right="720" w:bottom="720" w:left="720" w:header="360" w:footer="360" w:gutter="0"/>
           <w:cols w:num="2" w:space="432"/>
           <w:docGrid w:linePitch="360"/>
         </w:sectPr>
@@ -2044,7 +2002,7 @@
     </w:p>
     <w:tbl>
       <w:tblPr>
-        <w:tblW w:w="9360" w:type="dxa"/>
+        <w:tblW w:w="10800" w:type="dxa"/>
         <w:tblInd w:w="120" w:type="dxa"/>
         <w:tblBorders>
           <w:top w:val="single" w:sz="4" w:space="0" w:color="D9D9D9"/>
@@ -2058,9 +2016,9 @@
         <w:tblLook w:val="04A0" w:firstRow="1" w:lastRow="0" w:firstColumn="1" w:lastColumn="0" w:noHBand="0" w:noVBand="1"/>
       </w:tblPr>
       <w:tblGrid>
-        <w:gridCol w:w="2200"/>
-        <w:gridCol w:w="3300"/>
-        <w:gridCol w:w="3860"/>
+        <w:gridCol w:w="2520"/>
+        <w:gridCol w:w="3780"/>
+        <w:gridCol w:w="4500"/>
       </w:tblGrid>
       <w:tr>
         <w:trPr>
@@ -2068,7 +2026,7 @@
         </w:trPr>
         <w:tc>
           <w:tcPr>
-            <w:tcW w:w="2200" w:type="dxa"/>
+            <w:tcW w:w="2520" w:type="dxa"/>
             <w:shd w:val="clear" w:color="auto" w:fill="EDF7FA"/>
             <w:tcMar>
               <w:top w:w="80" w:type="dxa"/>
@@ -2094,7 +2052,7 @@
         </w:tc>
         <w:tc>
           <w:tcPr>
-            <w:tcW w:w="3300" w:type="dxa"/>
+            <w:tcW w:w="3780" w:type="dxa"/>
             <w:shd w:val="clear" w:color="auto" w:fill="EDF7FA"/>
             <w:tcMar>
               <w:top w:w="80" w:type="dxa"/>
@@ -2120,7 +2078,7 @@
         </w:tc>
         <w:tc>
           <w:tcPr>
-            <w:tcW w:w="3860" w:type="dxa"/>
+            <w:tcW w:w="4500" w:type="dxa"/>
             <w:shd w:val="clear" w:color="auto" w:fill="EDF7FA"/>
             <w:tcMar>
               <w:top w:w="80" w:type="dxa"/>
@@ -2148,7 +2106,7 @@
       <w:tr>
         <w:tc>
           <w:tcPr>
-            <w:tcW w:w="2200" w:type="dxa"/>
+            <w:tcW w:w="2520" w:type="dxa"/>
             <w:tcMar>
               <w:top w:w="80" w:type="dxa"/>
               <w:left w:w="120" w:type="dxa"/>
@@ -2171,7 +2129,7 @@
         </w:tc>
         <w:tc>
           <w:tcPr>
-            <w:tcW w:w="3300" w:type="dxa"/>
+            <w:tcW w:w="3780" w:type="dxa"/>
             <w:tcMar>
               <w:top w:w="80" w:type="dxa"/>
               <w:left w:w="120" w:type="dxa"/>
@@ -2194,7 +2152,7 @@
         </w:tc>
         <w:tc>
           <w:tcPr>
-            <w:tcW w:w="3860" w:type="dxa"/>
+            <w:tcW w:w="4500" w:type="dxa"/>
             <w:shd w:val="clear" w:color="auto" w:fill="F6F8F2"/>
             <w:tcMar>
               <w:top w:w="80" w:type="dxa"/>
@@ -2220,7 +2178,7 @@
       <w:tr>
         <w:tc>
           <w:tcPr>
-            <w:tcW w:w="2200" w:type="dxa"/>
+            <w:tcW w:w="2520" w:type="dxa"/>
             <w:tcMar>
               <w:top w:w="80" w:type="dxa"/>
               <w:left w:w="120" w:type="dxa"/>
@@ -2243,7 +2201,7 @@
         </w:tc>
         <w:tc>
           <w:tcPr>
-            <w:tcW w:w="3300" w:type="dxa"/>
+            <w:tcW w:w="3780" w:type="dxa"/>
             <w:tcMar>
               <w:top w:w="80" w:type="dxa"/>
               <w:left w:w="120" w:type="dxa"/>
@@ -2266,7 +2224,7 @@
         </w:tc>
         <w:tc>
           <w:tcPr>
-            <w:tcW w:w="3860" w:type="dxa"/>
+            <w:tcW w:w="4500" w:type="dxa"/>
             <w:shd w:val="clear" w:color="auto" w:fill="F6F8F2"/>
             <w:tcMar>
               <w:top w:w="80" w:type="dxa"/>
@@ -2303,7 +2261,7 @@
         <w:sectPr>
           <w:type w:val="continuous"/>
           <w:pgSz w:w="12240" w:h="15840"/>
-          <w:pgMar w:top="1440" w:right="1440" w:bottom="1440" w:left="1440" w:header="708" w:footer="708" w:gutter="0"/>
+          <w:pgMar w:top="720" w:right="720" w:bottom="720" w:left="720" w:header="360" w:footer="360" w:gutter="0"/>
           <w:cols w:space="0"/>
           <w:docGrid w:linePitch="360"/>
         </w:sectPr>
@@ -2313,7 +2271,7 @@
       <w:pPr>
         <w:pStyle w:val="Heading1"/>
       </w:pPr>
-      <w:bookmarkStart w:id="13" w:name="_Toc235535366"/>
+      <w:bookmarkStart w:id="13" w:name="_Toc235537075"/>
       <w:r>
         <w:t>Interpretation and recommendations</w:t>
       </w:r>
@@ -2323,7 +2281,7 @@
       <w:pPr>
         <w:sectPr>
           <w:pgSz w:w="12240" w:h="15840"/>
-          <w:pgMar w:top="1440" w:right="1440" w:bottom="1440" w:left="1440" w:header="708" w:footer="708" w:gutter="0"/>
+          <w:pgMar w:top="720" w:right="720" w:bottom="720" w:left="720" w:header="360" w:footer="360" w:gutter="0"/>
           <w:cols w:space="0"/>
           <w:docGrid w:linePitch="360"/>
         </w:sectPr>
@@ -2333,7 +2291,7 @@
       <w:pPr>
         <w:pStyle w:val="Heading2"/>
       </w:pPr>
-      <w:bookmarkStart w:id="14" w:name="_Toc235535367"/>
+      <w:bookmarkStart w:id="14" w:name="_Toc235537076"/>
       <w:r>
         <w:t>What the evidence means</w:t>
       </w:r>
@@ -2375,7 +2333,7 @@
       <w:pPr>
         <w:pStyle w:val="Heading2"/>
       </w:pPr>
-      <w:bookmarkStart w:id="15" w:name="_Toc235535368"/>
+      <w:bookmarkStart w:id="15" w:name="_Toc235537077"/>
       <w:r>
         <w:t>Recommended actions</w:t>
       </w:r>
@@ -2421,7 +2379,7 @@
       <w:pPr>
         <w:pStyle w:val="Heading1"/>
       </w:pPr>
-      <w:bookmarkStart w:id="16" w:name="_Toc235535369"/>
+      <w:bookmarkStart w:id="16" w:name="_Toc235537078"/>
       <w:r>
         <w:t>Conclusion</w:t>
       </w:r>
@@ -2437,7 +2395,7 @@
         <w:sectPr>
           <w:type w:val="continuous"/>
           <w:pgSz w:w="12240" w:h="15840"/>
-          <w:pgMar w:top="1440" w:right="1440" w:bottom="1440" w:left="1440" w:header="708" w:footer="708" w:gutter="0"/>
+          <w:pgMar w:top="720" w:right="720" w:bottom="720" w:left="720" w:header="360" w:footer="360" w:gutter="0"/>
           <w:cols w:num="2" w:space="432"/>
           <w:docGrid w:linePitch="360"/>
         </w:sectPr>
@@ -2447,7 +2405,7 @@
       <w:pPr>
         <w:pStyle w:val="Heading1"/>
       </w:pPr>
-      <w:bookmarkStart w:id="17" w:name="_Toc235535370"/>
+      <w:bookmarkStart w:id="17" w:name="_Toc235537079"/>
       <w:r>
         <w:t>References</w:t>
       </w:r>
@@ -2513,7 +2471,7 @@
       <w:pPr>
         <w:pStyle w:val="Heading2"/>
       </w:pPr>
-      <w:bookmarkStart w:id="18" w:name="_Toc235535371"/>
+      <w:bookmarkStart w:id="18" w:name="_Toc235537080"/>
       <w:r>
         <w:t>Acknowledgments and disclosures</w:t>
       </w:r>
@@ -2543,7 +2501,7 @@
       <w:pPr>
         <w:sectPr>
           <w:pgSz w:w="12240" w:h="15840"/>
-          <w:pgMar w:top="1440" w:right="1440" w:bottom="1440" w:left="1440" w:header="708" w:footer="708" w:gutter="0"/>
+          <w:pgMar w:top="720" w:right="720" w:bottom="720" w:left="720" w:header="360" w:footer="360" w:gutter="0"/>
           <w:cols w:num="2" w:space="432"/>
           <w:docGrid w:linePitch="360"/>
         </w:sectPr>
@@ -2553,7 +2511,7 @@
       <w:pPr>
         <w:pStyle w:val="Heading1"/>
       </w:pPr>
-      <w:bookmarkStart w:id="20" w:name="_Toc235535372"/>
+      <w:bookmarkStart w:id="20" w:name="_Toc235537081"/>
       <w:r>
         <w:t>Appendix A. Methods and supporting detail</w:t>
       </w:r>
@@ -2571,7 +2529,7 @@
       <w:pPr>
         <w:pStyle w:val="Heading2"/>
       </w:pPr>
-      <w:bookmarkStart w:id="21" w:name="_Toc235535373"/>
+      <w:bookmarkStart w:id="21" w:name="_Toc235537082"/>
       <w:r>
         <w:t>Method summary</w:t>
       </w:r>
@@ -2579,7 +2537,7 @@
     </w:p>
     <w:tbl>
       <w:tblPr>
-        <w:tblW w:w="9360" w:type="dxa"/>
+        <w:tblW w:w="10800" w:type="dxa"/>
         <w:tblInd w:w="120" w:type="dxa"/>
         <w:tblBorders>
           <w:top w:val="single" w:sz="4" w:space="0" w:color="D9D9D9"/>
@@ -2593,9 +2551,9 @@
         <w:tblLook w:val="04A0" w:firstRow="1" w:lastRow="0" w:firstColumn="1" w:lastColumn="0" w:noHBand="0" w:noVBand="1"/>
       </w:tblPr>
       <w:tblGrid>
-        <w:gridCol w:w="1900"/>
-        <w:gridCol w:w="3700"/>
-        <w:gridCol w:w="3760"/>
+        <w:gridCol w:w="2160"/>
+        <w:gridCol w:w="4320"/>
+        <w:gridCol w:w="4320"/>
       </w:tblGrid>
       <w:tr>
         <w:trPr>
@@ -2603,7 +2561,7 @@
         </w:trPr>
         <w:tc>
           <w:tcPr>
-            <w:tcW w:w="1900" w:type="dxa"/>
+            <w:tcW w:w="2160" w:type="dxa"/>
             <w:shd w:val="clear" w:color="auto" w:fill="EDF7FA"/>
             <w:tcMar>
               <w:top w:w="80" w:type="dxa"/>
@@ -2629,7 +2587,7 @@
         </w:tc>
         <w:tc>
           <w:tcPr>
-            <w:tcW w:w="3700" w:type="dxa"/>
+            <w:tcW w:w="4320" w:type="dxa"/>
             <w:shd w:val="clear" w:color="auto" w:fill="EDF7FA"/>
             <w:tcMar>
               <w:top w:w="80" w:type="dxa"/>
@@ -2655,7 +2613,7 @@
         </w:tc>
         <w:tc>
           <w:tcPr>
-            <w:tcW w:w="3760" w:type="dxa"/>
+            <w:tcW w:w="4320" w:type="dxa"/>
             <w:shd w:val="clear" w:color="auto" w:fill="EDF7FA"/>
             <w:tcMar>
               <w:top w:w="80" w:type="dxa"/>
@@ -2683,7 +2641,7 @@
       <w:tr>
         <w:tc>
           <w:tcPr>
-            <w:tcW w:w="1900" w:type="dxa"/>
+            <w:tcW w:w="2160" w:type="dxa"/>
             <w:tcMar>
               <w:top w:w="80" w:type="dxa"/>
               <w:left w:w="120" w:type="dxa"/>
@@ -2706,7 +2664,7 @@
         </w:tc>
         <w:tc>
           <w:tcPr>
-            <w:tcW w:w="3700" w:type="dxa"/>
+            <w:tcW w:w="4320" w:type="dxa"/>
             <w:tcMar>
               <w:top w:w="80" w:type="dxa"/>
               <w:left w:w="120" w:type="dxa"/>
@@ -2729,7 +2687,7 @@
         </w:tc>
         <w:tc>
           <w:tcPr>
-            <w:tcW w:w="3760" w:type="dxa"/>
+            <w:tcW w:w="4320" w:type="dxa"/>
             <w:tcMar>
               <w:top w:w="80" w:type="dxa"/>
               <w:left w:w="120" w:type="dxa"/>
@@ -2754,7 +2712,7 @@
       <w:tr>
         <w:tc>
           <w:tcPr>
-            <w:tcW w:w="1900" w:type="dxa"/>
+            <w:tcW w:w="2160" w:type="dxa"/>
             <w:tcMar>
               <w:top w:w="80" w:type="dxa"/>
               <w:left w:w="120" w:type="dxa"/>
@@ -2777,7 +2735,7 @@
         </w:tc>
         <w:tc>
           <w:tcPr>
-            <w:tcW w:w="3700" w:type="dxa"/>
+            <w:tcW w:w="4320" w:type="dxa"/>
             <w:tcMar>
               <w:top w:w="80" w:type="dxa"/>
               <w:left w:w="120" w:type="dxa"/>
@@ -2800,7 +2758,7 @@
         </w:tc>
         <w:tc>
           <w:tcPr>
-            <w:tcW w:w="3760" w:type="dxa"/>
+            <w:tcW w:w="4320" w:type="dxa"/>
             <w:tcMar>
               <w:top w:w="80" w:type="dxa"/>
               <w:left w:w="120" w:type="dxa"/>
@@ -2825,7 +2783,7 @@
       <w:tr>
         <w:tc>
           <w:tcPr>
-            <w:tcW w:w="1900" w:type="dxa"/>
+            <w:tcW w:w="2160" w:type="dxa"/>
             <w:tcMar>
               <w:top w:w="80" w:type="dxa"/>
               <w:left w:w="120" w:type="dxa"/>
@@ -2848,7 +2806,7 @@
         </w:tc>
         <w:tc>
           <w:tcPr>
-            <w:tcW w:w="3700" w:type="dxa"/>
+            <w:tcW w:w="4320" w:type="dxa"/>
             <w:tcMar>
               <w:top w:w="80" w:type="dxa"/>
               <w:left w:w="120" w:type="dxa"/>
@@ -2871,7 +2829,7 @@
         </w:tc>
         <w:tc>
           <w:tcPr>
-            <w:tcW w:w="3760" w:type="dxa"/>
+            <w:tcW w:w="4320" w:type="dxa"/>
             <w:tcMar>
               <w:top w:w="80" w:type="dxa"/>
               <w:left w:w="120" w:type="dxa"/>
@@ -2896,7 +2854,7 @@
       <w:tr>
         <w:tc>
           <w:tcPr>
-            <w:tcW w:w="1900" w:type="dxa"/>
+            <w:tcW w:w="2160" w:type="dxa"/>
             <w:tcMar>
               <w:top w:w="80" w:type="dxa"/>
               <w:left w:w="120" w:type="dxa"/>
@@ -2919,7 +2877,7 @@
         </w:tc>
         <w:tc>
           <w:tcPr>
-            <w:tcW w:w="3700" w:type="dxa"/>
+            <w:tcW w:w="4320" w:type="dxa"/>
             <w:tcMar>
               <w:top w:w="80" w:type="dxa"/>
               <w:left w:w="120" w:type="dxa"/>
@@ -2942,7 +2900,7 @@
         </w:tc>
         <w:tc>
           <w:tcPr>
-            <w:tcW w:w="3760" w:type="dxa"/>
+            <w:tcW w:w="4320" w:type="dxa"/>
             <w:tcMar>
               <w:top w:w="80" w:type="dxa"/>
               <w:left w:w="120" w:type="dxa"/>
@@ -2977,7 +2935,7 @@
       <w:pPr>
         <w:pStyle w:val="Heading2"/>
       </w:pPr>
-      <w:bookmarkStart w:id="22" w:name="_Toc235535374"/>
+      <w:bookmarkStart w:id="22" w:name="_Toc235537083"/>
       <w:r>
         <w:t>Supplemental data</w:t>
       </w:r>
@@ -3040,7 +2998,7 @@
     </w:p>
     <w:sectPr>
       <w:pgSz w:w="12240" w:h="15840"/>
-      <w:pgMar w:top="1440" w:right="1440" w:bottom="1440" w:left="1440" w:header="708" w:footer="708" w:gutter="0"/>
+      <w:pgMar w:top="720" w:right="720" w:bottom="720" w:left="720" w:header="360" w:footer="360" w:gutter="0"/>
       <w:cols w:space="0"/>
       <w:docGrid w:linePitch="360"/>
     </w:sectPr>
@@ -3078,16 +3036,19 @@
   <w:p>
     <w:pPr>
       <w:pStyle w:val="Footer"/>
+      <w:tabs>
+        <w:tab w:val="right" w:pos="10800"/>
+      </w:tabs>
     </w:pPr>
     <w:r>
       <w:rPr>
         <w:b/>
         <w:caps/>
         <w:color w:val="7F7F7F"/>
-        <w:spacing w:val="18"/>
+        <w:spacing w:val="12"/>
         <w:sz w:val="16"/>
       </w:rPr>
-      <w:t>WHITE PAPER</w:t>
+      <w:t>RESEARCH USE ONLY</w:t>
     </w:r>
     <w:r>
       <w:tab/>
@@ -3097,7 +3058,26 @@
         <w:color w:val="7F7F7F"/>
         <w:sz w:val="16"/>
       </w:rPr>
-      <w:t>phaenobiotech.com</w:t>
+      <w:t xml:space="preserve">phaenobiotech.com   |   Page </w:t>
+    </w:r>
+    <w:r>
+      <w:fldChar w:fldCharType="begin"/>
+    </w:r>
+    <w:r>
+      <w:instrText xml:space="preserve"> PAGE </w:instrText>
+    </w:r>
+    <w:r>
+      <w:fldChar w:fldCharType="separate"/>
+    </w:r>
+    <w:r>
+      <w:rPr>
+        <w:color w:val="595959"/>
+        <w:sz w:val="17"/>
+      </w:rPr>
+      <w:t>1</w:t>
+    </w:r>
+    <w:r>
+      <w:fldChar w:fldCharType="end"/>
     </w:r>
   </w:p>
 </w:ftr>
@@ -3108,13 +3088,19 @@
   <w:p>
     <w:pPr>
       <w:pStyle w:val="Footer"/>
+      <w:tabs>
+        <w:tab w:val="right" w:pos="10800"/>
+      </w:tabs>
     </w:pPr>
     <w:r>
       <w:rPr>
+        <w:b/>
+        <w:caps/>
         <w:color w:val="7F7F7F"/>
+        <w:spacing w:val="12"/>
         <w:sz w:val="16"/>
       </w:rPr>
-      <w:t>phaenobiotech.com</w:t>
+      <w:t>RESEARCH USE ONLY</w:t>
     </w:r>
     <w:r>
       <w:tab/>
@@ -3124,7 +3110,7 @@
         <w:color w:val="7F7F7F"/>
         <w:sz w:val="16"/>
       </w:rPr>
-      <w:t xml:space="preserve">Page </w:t>
+      <w:t xml:space="preserve">phaenobiotech.com   |   Page </w:t>
     </w:r>
     <w:r>
       <w:fldChar w:fldCharType="begin"/>
@@ -3179,6 +3165,68 @@
   <w:p>
     <w:pPr>
       <w:pStyle w:val="Header"/>
+      <w:jc w:val="center"/>
+    </w:pPr>
+    <w:r>
+      <w:rPr>
+        <w:noProof/>
+      </w:rPr>
+      <w:drawing>
+        <wp:anchor distT="0" distB="0" distL="0" distR="0" simplePos="0" relativeHeight="251658240" behindDoc="1" locked="0" layoutInCell="1" allowOverlap="1" wp14:anchorId="294C3E24" wp14:editId="6CF8ABBD">
+          <wp:simplePos x="0" y="0"/>
+          <wp:positionH relativeFrom="page">
+            <wp:posOffset>0</wp:posOffset>
+          </wp:positionH>
+          <wp:positionV relativeFrom="page">
+            <wp:posOffset>0</wp:posOffset>
+          </wp:positionV>
+          <wp:extent cx="7772400" cy="4050149"/>
+          <wp:effectExtent l="0" t="0" r="0" b="0"/>
+          <wp:wrapNone/>
+          <wp:docPr id="1" name="Picture 1" descr="Phaeno wordmark over an abstract molecular image"/>
+          <wp:cNvGraphicFramePr>
+            <a:graphicFrameLocks xmlns:a="http://schemas.openxmlformats.org/drawingml/2006/main" noChangeAspect="1"/>
+          </wp:cNvGraphicFramePr>
+          <a:graphic xmlns:a="http://schemas.openxmlformats.org/drawingml/2006/main">
+            <a:graphicData uri="http://schemas.openxmlformats.org/drawingml/2006/picture">
+              <pic:pic xmlns:pic="http://schemas.openxmlformats.org/drawingml/2006/picture">
+                <pic:nvPicPr>
+                  <pic:cNvPr id="0" name="cover-molecular-header.png"/>
+                  <pic:cNvPicPr/>
+                </pic:nvPicPr>
+                <pic:blipFill>
+                  <a:blip r:embed="rId1"/>
+                  <a:stretch>
+                    <a:fillRect/>
+                  </a:stretch>
+                </pic:blipFill>
+                <pic:spPr>
+                  <a:xfrm>
+                    <a:off x="0" y="0"/>
+                    <a:ext cx="7772400" cy="4050149"/>
+                  </a:xfrm>
+                  <a:prstGeom prst="rect">
+                    <a:avLst/>
+                  </a:prstGeom>
+                </pic:spPr>
+              </pic:pic>
+            </a:graphicData>
+          </a:graphic>
+        </wp:anchor>
+      </w:drawing>
+    </w:r>
+  </w:p>
+</w:hdr>
+</file>
+
+<file path=word/header2.xml><?xml version="1.0" encoding="utf-8"?>
+<w:hdr xmlns:wpc="http://schemas.microsoft.com/office/word/2010/wordprocessingCanvas" xmlns:cx="http://schemas.microsoft.com/office/drawing/2014/chartex" xmlns:cx1="http://schemas.microsoft.com/office/drawing/2015/9/8/chartex" xmlns:cx2="http://schemas.microsoft.com/office/drawing/2015/10/21/chartex" xmlns:cx3="http://schemas.microsoft.com/office/drawing/2016/5/9/chartex" xmlns:cx4="http://schemas.microsoft.com/office/drawing/2016/5/10/chartex" xmlns:cx5="http://schemas.microsoft.com/office/drawing/2016/5/11/chartex" xmlns:cx6="http://schemas.microsoft.com/office/drawing/2016/5/12/chartex" xmlns:cx7="http://schemas.microsoft.com/office/drawing/2016/5/13/chartex" xmlns:cx8="http://schemas.microsoft.com/office/drawing/2016/5/14/chartex" xmlns:mc="http://schemas.openxmlformats.org/markup-compatibility/2006" xmlns:aink="http://schemas.microsoft.com/office/drawing/2016/ink" xmlns:am3d="http://schemas.microsoft.com/office/drawing/2017/model3d" xmlns:o="urn:schemas-microsoft-com:office:office" xmlns:oel="http://schemas.microsoft.com/office/2019/extlst" xmlns:r="http://schemas.openxmlformats.org/officeDocument/2006/relationships" xmlns:m="http://schemas.openxmlformats.org/officeDocument/2006/math" xmlns:v="urn:schemas-microsoft-com:vml" xmlns:wp14="http://schemas.microsoft.com/office/word/2010/wordprocessingDrawing" xmlns:wp="http://schemas.openxmlformats.org/drawingml/2006/wordprocessingDrawing" xmlns:w10="urn:schemas-microsoft-com:office:word" xmlns:w="http://schemas.openxmlformats.org/wordprocessingml/2006/main" xmlns:w14="http://schemas.microsoft.com/office/word/2010/wordml" xmlns:w15="http://schemas.microsoft.com/office/word/2012/wordml" xmlns:w16cex="http://schemas.microsoft.com/office/word/2018/wordml/cex" xmlns:w16cid="http://schemas.microsoft.com/office/word/2016/wordml/cid" xmlns:w16="http://schemas.microsoft.com/office/word/2018/wordml" xmlns:w16du="http://schemas.microsoft.com/office/word/2023/wordml/word16du" xmlns:w16sdtdh="http://schemas.microsoft.com/office/word/2020/wordml/sdtdatahash" xmlns:w16sdtfl="http://schemas.microsoft.com/office/word/2024/wordml/sdtformatlock" xmlns:w16se="http://schemas.microsoft.com/office/word/2015/wordml/symex" xmlns:wpg="http://schemas.microsoft.com/office/word/2010/wordprocessingGroup" xmlns:wpi="http://schemas.microsoft.com/office/word/2010/wordprocessingInk" xmlns:wne="http://schemas.microsoft.com/office/word/2006/wordml" xmlns:wps="http://schemas.microsoft.com/office/word/2010/wordprocessingShape" mc:Ignorable="w14 w15 w16se w16cid w16 w16cex w16sdtdh w16sdtfl w16du wp14">
+  <w:p>
+    <w:pPr>
+      <w:pStyle w:val="Header"/>
+      <w:tabs>
+        <w:tab w:val="right" w:pos="10800"/>
+      </w:tabs>
     </w:pPr>
     <w:r>
       <w:rPr>
@@ -3378,9 +3426,9 @@
     </w:lvl>
   </w:abstractNum>
   <w:abstractNum w:abstractNumId="9" w15:restartNumberingAfterBreak="0">
-    <w:nsid w:val="250C6C3D"/>
+    <w:nsid w:val="2087080B"/>
     <w:multiLevelType w:val="singleLevel"/>
-    <w:tmpl w:val="5BCAEE9C"/>
+    <w:tmpl w:val="80548618"/>
     <w:lvl w:ilvl="0">
       <w:start w:val="1"/>
       <w:numFmt w:val="decimal"/>
@@ -3400,9 +3448,53 @@
     </w:lvl>
   </w:abstractNum>
   <w:abstractNum w:abstractNumId="10" w15:restartNumberingAfterBreak="0">
-    <w:nsid w:val="2DEB3F66"/>
+    <w:nsid w:val="3F670C27"/>
     <w:multiLevelType w:val="singleLevel"/>
-    <w:tmpl w:val="F1783C80"/>
+    <w:tmpl w:val="E51E68C4"/>
+    <w:lvl w:ilvl="0">
+      <w:start w:val="1"/>
+      <w:numFmt w:val="decimal"/>
+      <w:lvlText w:val="%1."/>
+      <w:lvlJc w:val="left"/>
+      <w:pPr>
+        <w:tabs>
+          <w:tab w:val="num" w:pos="540"/>
+        </w:tabs>
+        <w:spacing w:after="80" w:line="290" w:lineRule="auto"/>
+        <w:ind w:left="540" w:hanging="279"/>
+      </w:pPr>
+      <w:rPr>
+        <w:rFonts w:ascii="Segoe UI" w:hAnsi="Segoe UI"/>
+        <w:color w:val="156082"/>
+      </w:rPr>
+    </w:lvl>
+  </w:abstractNum>
+  <w:abstractNum w:abstractNumId="11" w15:restartNumberingAfterBreak="0">
+    <w:nsid w:val="415C1C3D"/>
+    <w:multiLevelType w:val="singleLevel"/>
+    <w:tmpl w:val="18D89744"/>
+    <w:lvl w:ilvl="0">
+      <w:start w:val="1"/>
+      <w:numFmt w:val="decimal"/>
+      <w:lvlText w:val="%1."/>
+      <w:lvlJc w:val="left"/>
+      <w:pPr>
+        <w:tabs>
+          <w:tab w:val="num" w:pos="540"/>
+        </w:tabs>
+        <w:spacing w:after="80" w:line="290" w:lineRule="auto"/>
+        <w:ind w:left="540" w:hanging="279"/>
+      </w:pPr>
+      <w:rPr>
+        <w:rFonts w:ascii="Segoe UI" w:hAnsi="Segoe UI"/>
+        <w:color w:val="156082"/>
+      </w:rPr>
+    </w:lvl>
+  </w:abstractNum>
+  <w:abstractNum w:abstractNumId="12" w15:restartNumberingAfterBreak="0">
+    <w:nsid w:val="4FE66DD2"/>
+    <w:multiLevelType w:val="singleLevel"/>
+    <w:tmpl w:val="E5E8736C"/>
     <w:lvl w:ilvl="0">
       <w:start w:val="1"/>
       <w:numFmt w:val="bullet"/>
@@ -3421,88 +3513,44 @@
       </w:rPr>
     </w:lvl>
   </w:abstractNum>
-  <w:abstractNum w:abstractNumId="11" w15:restartNumberingAfterBreak="0">
-    <w:nsid w:val="599C7AAD"/>
-    <w:multiLevelType w:val="singleLevel"/>
-    <w:tmpl w:val="15A84516"/>
-    <w:lvl w:ilvl="0">
-      <w:start w:val="1"/>
-      <w:numFmt w:val="decimal"/>
-      <w:lvlText w:val="%1."/>
-      <w:lvlJc w:val="left"/>
-      <w:pPr>
-        <w:tabs>
-          <w:tab w:val="num" w:pos="540"/>
-        </w:tabs>
-        <w:spacing w:after="80" w:line="290" w:lineRule="auto"/>
-        <w:ind w:left="540" w:hanging="279"/>
-      </w:pPr>
-      <w:rPr>
-        <w:rFonts w:ascii="Segoe UI" w:hAnsi="Segoe UI"/>
-        <w:color w:val="156082"/>
-      </w:rPr>
-    </w:lvl>
-  </w:abstractNum>
-  <w:abstractNum w:abstractNumId="12" w15:restartNumberingAfterBreak="0">
-    <w:nsid w:val="68514B9E"/>
-    <w:multiLevelType w:val="singleLevel"/>
-    <w:tmpl w:val="4A82B260"/>
-    <w:lvl w:ilvl="0">
-      <w:start w:val="1"/>
-      <w:numFmt w:val="decimal"/>
-      <w:lvlText w:val="%1."/>
-      <w:lvlJc w:val="left"/>
-      <w:pPr>
-        <w:tabs>
-          <w:tab w:val="num" w:pos="540"/>
-        </w:tabs>
-        <w:spacing w:after="80" w:line="290" w:lineRule="auto"/>
-        <w:ind w:left="540" w:hanging="279"/>
-      </w:pPr>
-      <w:rPr>
-        <w:rFonts w:ascii="Segoe UI" w:hAnsi="Segoe UI"/>
-        <w:color w:val="156082"/>
-      </w:rPr>
-    </w:lvl>
-  </w:abstractNum>
-  <w:num w:numId="1" w16cid:durableId="1235050361">
+  <w:num w:numId="1" w16cid:durableId="633872386">
     <w:abstractNumId w:val="8"/>
   </w:num>
-  <w:num w:numId="2" w16cid:durableId="1233852103">
+  <w:num w:numId="2" w16cid:durableId="1010251575">
     <w:abstractNumId w:val="6"/>
   </w:num>
-  <w:num w:numId="3" w16cid:durableId="1547528939">
+  <w:num w:numId="3" w16cid:durableId="132412490">
     <w:abstractNumId w:val="5"/>
   </w:num>
-  <w:num w:numId="4" w16cid:durableId="833230432">
+  <w:num w:numId="4" w16cid:durableId="1542396987">
     <w:abstractNumId w:val="4"/>
   </w:num>
-  <w:num w:numId="5" w16cid:durableId="157114040">
+  <w:num w:numId="5" w16cid:durableId="1378968500">
     <w:abstractNumId w:val="7"/>
   </w:num>
-  <w:num w:numId="6" w16cid:durableId="79451042">
+  <w:num w:numId="6" w16cid:durableId="1950309436">
     <w:abstractNumId w:val="3"/>
   </w:num>
-  <w:num w:numId="7" w16cid:durableId="300616735">
+  <w:num w:numId="7" w16cid:durableId="2105684307">
     <w:abstractNumId w:val="2"/>
   </w:num>
-  <w:num w:numId="8" w16cid:durableId="613096134">
+  <w:num w:numId="8" w16cid:durableId="2047870112">
     <w:abstractNumId w:val="1"/>
   </w:num>
-  <w:num w:numId="9" w16cid:durableId="801769799">
+  <w:num w:numId="9" w16cid:durableId="1434741718">
     <w:abstractNumId w:val="0"/>
   </w:num>
-  <w:num w:numId="10" w16cid:durableId="694237220">
+  <w:num w:numId="10" w16cid:durableId="625627954">
+    <w:abstractNumId w:val="12"/>
+  </w:num>
+  <w:num w:numId="11" w16cid:durableId="282159171">
+    <w:abstractNumId w:val="9"/>
+  </w:num>
+  <w:num w:numId="12" w16cid:durableId="986785675">
     <w:abstractNumId w:val="10"/>
   </w:num>
-  <w:num w:numId="11" w16cid:durableId="242615961">
+  <w:num w:numId="13" w16cid:durableId="948699607">
     <w:abstractNumId w:val="11"/>
-  </w:num>
-  <w:num w:numId="12" w16cid:durableId="729810427">
-    <w:abstractNumId w:val="9"/>
-  </w:num>
-  <w:num w:numId="13" w16cid:durableId="1489664642">
-    <w:abstractNumId w:val="12"/>
   </w:num>
 </w:numbering>
 </file>
@@ -14906,6 +14954,7 @@
     <w:pPr>
       <w:keepNext/>
       <w:spacing w:after="160" w:line="250" w:lineRule="auto"/>
+      <w:ind w:right="2520"/>
     </w:pPr>
     <w:rPr>
       <w:rFonts w:ascii="Segoe UI" w:eastAsia="Segoe UI" w:hAnsi="Segoe UI" w:cs="Segoe UI"/>
@@ -14917,7 +14966,8 @@
   <w:style w:type="paragraph" w:customStyle="1" w:styleId="PhaenoCoverSubtitle">
     <w:name w:val="Phaeno Cover Subtitle"/>
     <w:pPr>
-      <w:spacing w:after="400" w:line="300" w:lineRule="auto"/>
+      <w:spacing w:after="160" w:line="300" w:lineRule="auto"/>
+      <w:ind w:right="2520"/>
     </w:pPr>
     <w:rPr>
       <w:rFonts w:ascii="Segoe UI" w:eastAsia="Segoe UI" w:hAnsi="Segoe UI" w:cs="Segoe UI"/>
@@ -15023,7 +15073,7 @@
     <w:name w:val="TOC 11"/>
     <w:pPr>
       <w:tabs>
-        <w:tab w:val="right" w:leader="dot" w:pos="9000"/>
+        <w:tab w:val="right" w:leader="dot" w:pos="10440"/>
       </w:tabs>
       <w:spacing w:after="140"/>
     </w:pPr>
@@ -15038,7 +15088,7 @@
     <w:name w:val="TOC 21"/>
     <w:pPr>
       <w:tabs>
-        <w:tab w:val="right" w:leader="dot" w:pos="9000"/>
+        <w:tab w:val="right" w:leader="dot" w:pos="10440"/>
       </w:tabs>
       <w:spacing w:after="80"/>
       <w:ind w:left="403"/>
@@ -15056,7 +15106,7 @@
     <w:autoRedefine/>
     <w:uiPriority w:val="39"/>
     <w:unhideWhenUsed/>
-    <w:rsid w:val="0062383A"/>
+    <w:rsid w:val="00C8209C"/>
     <w:pPr>
       <w:spacing w:after="100"/>
     </w:pPr>
@@ -15068,7 +15118,7 @@
     <w:autoRedefine/>
     <w:uiPriority w:val="39"/>
     <w:unhideWhenUsed/>
-    <w:rsid w:val="0062383A"/>
+    <w:rsid w:val="00C8209C"/>
     <w:pPr>
       <w:spacing w:after="100"/>
       <w:ind w:left="190"/>
@@ -15079,7 +15129,7 @@
     <w:basedOn w:val="DefaultParagraphFont"/>
     <w:uiPriority w:val="99"/>
     <w:unhideWhenUsed/>
-    <w:rsid w:val="0062383A"/>
+    <w:rsid w:val="00C8209C"/>
     <w:rPr>
       <w:color w:val="0000FF" w:themeColor="hyperlink"/>
       <w:u w:val="single"/>
